--- a/practice.docx
+++ b/practice.docx
@@ -2038,7 +2038,6 @@
           <w:rFonts w:ascii="Times New Roman" w:hAnsi="Times New Roman" w:cs="Times New Roman"/>
           <w:sz w:val="28"/>
           <w:szCs w:val="24"/>
-          <w:lang w:val="en-US"/>
         </w:rPr>
       </w:pPr>
       <w:r>
@@ -2080,7 +2079,23 @@
           <w:rFonts w:ascii="Times New Roman" w:hAnsi="Times New Roman" w:cs="Times New Roman"/>
           <w:sz w:val="28"/>
           <w:szCs w:val="24"/>
-          <w:lang w:val="en-US"/>
+        </w:rPr>
+      </w:pPr>
+      <w:r>
+        <w:rPr>
+          <w:rFonts w:ascii="Times New Roman" w:hAnsi="Times New Roman" w:cs="Times New Roman"/>
+          <w:sz w:val="28"/>
+          <w:szCs w:val="24"/>
+        </w:rPr>
+        <w:t>Как применяется ИИ в археологии.</w:t>
+      </w:r>
+    </w:p>
+    <w:p>
+      <w:pPr>
+        <w:rPr>
+          <w:rFonts w:ascii="Times New Roman" w:hAnsi="Times New Roman" w:cs="Times New Roman"/>
+          <w:sz w:val="28"/>
+          <w:szCs w:val="24"/>
         </w:rPr>
       </w:pPr>
     </w:p>
@@ -2283,7 +2298,6 @@
           <w:rFonts w:ascii="Times New Roman" w:hAnsi="Times New Roman" w:cs="Times New Roman"/>
           <w:sz w:val="28"/>
           <w:szCs w:val="24"/>
-          <w:lang w:val="en-US"/>
         </w:rPr>
       </w:pPr>
       <w:r>
@@ -2596,7 +2610,6 @@
           <w:rFonts w:ascii="Times New Roman" w:hAnsi="Times New Roman" w:cs="Times New Roman"/>
           <w:sz w:val="28"/>
           <w:szCs w:val="24"/>
-          <w:lang w:val="en-US"/>
         </w:rPr>
       </w:pPr>
       <w:r>
@@ -4411,7 +4424,6 @@
           <w:rFonts w:ascii="Times New Roman" w:hAnsi="Times New Roman" w:cs="Times New Roman"/>
           <w:sz w:val="28"/>
           <w:szCs w:val="24"/>
-          <w:lang w:val="en-US"/>
         </w:rPr>
       </w:pPr>
       <w:r>
@@ -4598,7 +4610,7 @@
             <w:sz w:val="28"/>
             <w:szCs w:val="24"/>
           </w:rPr>
-          <w:t xml:space="preserve"> </w:t>
+          <w:t xml:space="preserve"> 1. Код для парсинга набора данных </w:t>
         </w:r>
         <w:r>
           <w:rPr>
@@ -4607,43 +4619,7 @@
             <w:sz w:val="28"/>
             <w:szCs w:val="24"/>
           </w:rPr>
-          <w:t>1</w:t>
-        </w:r>
-        <w:r>
-          <w:rPr>
-            <w:rStyle w:val="ac"/>
-            <w:rFonts w:ascii="Times New Roman" w:hAnsi="Times New Roman" w:cs="Times New Roman"/>
-            <w:sz w:val="28"/>
-            <w:szCs w:val="24"/>
-          </w:rPr>
-          <w:t xml:space="preserve">. Код для парсинга набора данных </w:t>
-        </w:r>
-        <w:r>
-          <w:rPr>
-            <w:rStyle w:val="ac"/>
-            <w:rFonts w:ascii="Times New Roman" w:hAnsi="Times New Roman" w:cs="Times New Roman"/>
-            <w:sz w:val="28"/>
-            <w:szCs w:val="24"/>
-          </w:rPr>
-          <w:t>трил</w:t>
-        </w:r>
-        <w:r>
-          <w:rPr>
-            <w:rStyle w:val="ac"/>
-            <w:rFonts w:ascii="Times New Roman" w:hAnsi="Times New Roman" w:cs="Times New Roman"/>
-            <w:sz w:val="28"/>
-            <w:szCs w:val="24"/>
-          </w:rPr>
-          <w:t>о</w:t>
-        </w:r>
-        <w:r>
-          <w:rPr>
-            <w:rStyle w:val="ac"/>
-            <w:rFonts w:ascii="Times New Roman" w:hAnsi="Times New Roman" w:cs="Times New Roman"/>
-            <w:sz w:val="28"/>
-            <w:szCs w:val="24"/>
-          </w:rPr>
-          <w:t>битов</w:t>
+          <w:t>трилобитов</w:t>
         </w:r>
         <w:r>
           <w:rPr>
@@ -4942,13 +4918,7 @@
         <w:rPr>
           <w:lang w:val="ru-RU"/>
         </w:rPr>
-        <w:t>_age_mya</w:t>
-      </w:r>
-      <w:r>
-        <w:rPr>
-          <w:lang w:val="ru-RU"/>
-        </w:rPr>
-        <w:t xml:space="preserve">, </w:t>
+        <w:t xml:space="preserve">_age_mya, </w:t>
       </w:r>
       <w:r>
         <w:t>time</w:t>
@@ -5185,6 +5155,9 @@
     <w:p>
       <w:pPr>
         <w:pStyle w:val="custom"/>
+        <w:rPr>
+          <w:lang w:val="ru-RU"/>
+        </w:rPr>
       </w:pPr>
       <w:r>
         <w:rPr>
@@ -5531,7 +5504,6 @@
           <w:rFonts w:ascii="Times New Roman" w:hAnsi="Times New Roman" w:cs="Times New Roman"/>
           <w:sz w:val="28"/>
           <w:szCs w:val="24"/>
-          <w:lang w:val="en-US"/>
         </w:rPr>
       </w:pPr>
       <w:r>
@@ -11907,6 +11879,7 @@
   <w:style w:type="character" w:default="1" w:styleId="a0">
     <w:name w:val="Default Paragraph Font"/>
     <w:uiPriority w:val="1"/>
+    <w:semiHidden/>
     <w:unhideWhenUsed/>
   </w:style>
   <w:style w:type="table" w:default="1" w:styleId="a1">

--- a/practice.docx
+++ b/practice.docx
@@ -432,27 +432,270 @@
       <w:pPr>
         <w:jc w:val="center"/>
         <w:rPr>
-          <w:rFonts w:ascii="Times New Roman" w:hAnsi="Times New Roman" w:cs="Times New Roman"/>
-          <w:sz w:val="28"/>
-        </w:rPr>
-      </w:pPr>
-      <w:r>
-        <w:rPr>
-          <w:rFonts w:ascii="Times New Roman" w:hAnsi="Times New Roman" w:cs="Times New Roman"/>
-          <w:sz w:val="28"/>
-        </w:rPr>
-        <w:t>Москва 2025</w:t>
-      </w:r>
-      <w:r>
-        <w:rPr>
           <w:rFonts w:ascii="Times New Roman" w:eastAsia="Times New Roman" w:hAnsi="Times New Roman" w:cs="Times New Roman"/>
           <w:b/>
           <w:color w:val="1A1A1A"/>
           <w:kern w:val="0"/>
           <w:sz w:val="28"/>
           <w:szCs w:val="28"/>
+          <w:lang w:val="en-US" w:eastAsia="ru-RU" w:bidi="ar-SA"/>
+          <w14:ligatures w14:val="none"/>
+        </w:rPr>
+      </w:pPr>
+      <w:r>
+        <w:rPr>
+          <w:rFonts w:ascii="Times New Roman" w:hAnsi="Times New Roman" w:cs="Times New Roman"/>
+          <w:sz w:val="28"/>
+        </w:rPr>
+        <w:t>Москва 2025</w:t>
+      </w:r>
+      <w:r>
+        <w:rPr>
+          <w:rFonts w:ascii="Times New Roman" w:eastAsia="Times New Roman" w:hAnsi="Times New Roman" w:cs="Times New Roman"/>
+          <w:b/>
+          <w:color w:val="1A1A1A"/>
+          <w:kern w:val="0"/>
+          <w:sz w:val="28"/>
+          <w:szCs w:val="28"/>
           <w:lang w:eastAsia="ru-RU" w:bidi="ar-SA"/>
           <w14:ligatures w14:val="none"/>
+        </w:rPr>
+        <w:br w:type="page"/>
+      </w:r>
+    </w:p>
+    <w:p>
+      <w:pPr>
+        <w:jc w:val="center"/>
+        <w:rPr>
+          <w:rFonts w:ascii="Times New Roman" w:hAnsi="Times New Roman" w:cs="Times New Roman"/>
+          <w:sz w:val="32"/>
+          <w:szCs w:val="22"/>
+        </w:rPr>
+      </w:pPr>
+      <w:r>
+        <w:rPr>
+          <w:rFonts w:ascii="Times New Roman" w:hAnsi="Times New Roman" w:cs="Times New Roman"/>
+          <w:sz w:val="32"/>
+          <w:szCs w:val="22"/>
+        </w:rPr>
+        <w:lastRenderedPageBreak/>
+        <w:t>Дневник практики</w:t>
+      </w:r>
+    </w:p>
+    <w:tbl>
+      <w:tblPr>
+        <w:tblStyle w:val="af"/>
+        <w:tblW w:w="0" w:type="auto"/>
+        <w:tblLook w:val="04A0" w:firstRow="1" w:lastRow="0" w:firstColumn="1" w:lastColumn="0" w:noHBand="0" w:noVBand="1"/>
+      </w:tblPr>
+      <w:tblGrid>
+        <w:gridCol w:w="2336"/>
+        <w:gridCol w:w="2336"/>
+        <w:gridCol w:w="2336"/>
+        <w:gridCol w:w="2337"/>
+      </w:tblGrid>
+      <w:tr>
+        <w:tc>
+          <w:tcPr>
+            <w:tcW w:w="2336" w:type="dxa"/>
+          </w:tcPr>
+          <w:p>
+            <w:pPr>
+              <w:rPr>
+                <w:rFonts w:ascii="Times New Roman" w:hAnsi="Times New Roman" w:cs="Times New Roman"/>
+                <w:sz w:val="28"/>
+              </w:rPr>
+            </w:pPr>
+            <w:r>
+              <w:rPr>
+                <w:rFonts w:ascii="Times New Roman" w:hAnsi="Times New Roman" w:cs="Times New Roman"/>
+                <w:sz w:val="28"/>
+              </w:rPr>
+              <w:t>Дата</w:t>
+            </w:r>
+          </w:p>
+        </w:tc>
+        <w:tc>
+          <w:tcPr>
+            <w:tcW w:w="2336" w:type="dxa"/>
+          </w:tcPr>
+          <w:p>
+            <w:pPr>
+              <w:rPr>
+                <w:rFonts w:ascii="Times New Roman" w:hAnsi="Times New Roman" w:cs="Times New Roman"/>
+                <w:sz w:val="28"/>
+              </w:rPr>
+            </w:pPr>
+            <w:r>
+              <w:rPr>
+                <w:rFonts w:ascii="Times New Roman" w:hAnsi="Times New Roman" w:cs="Times New Roman"/>
+                <w:sz w:val="28"/>
+              </w:rPr>
+              <w:t>Выполняемая работа</w:t>
+            </w:r>
+          </w:p>
+        </w:tc>
+        <w:tc>
+          <w:tcPr>
+            <w:tcW w:w="2336" w:type="dxa"/>
+          </w:tcPr>
+          <w:p>
+            <w:pPr>
+              <w:rPr>
+                <w:rFonts w:ascii="Times New Roman" w:hAnsi="Times New Roman" w:cs="Times New Roman"/>
+                <w:sz w:val="28"/>
+              </w:rPr>
+            </w:pPr>
+            <w:r>
+              <w:rPr>
+                <w:rFonts w:ascii="Times New Roman" w:hAnsi="Times New Roman" w:cs="Times New Roman"/>
+                <w:sz w:val="28"/>
+              </w:rPr>
+              <w:t>Отметка о выполнении</w:t>
+            </w:r>
+          </w:p>
+        </w:tc>
+        <w:tc>
+          <w:tcPr>
+            <w:tcW w:w="2337" w:type="dxa"/>
+          </w:tcPr>
+          <w:p>
+            <w:pPr>
+              <w:rPr>
+                <w:rFonts w:ascii="Times New Roman" w:hAnsi="Times New Roman" w:cs="Times New Roman"/>
+                <w:sz w:val="28"/>
+              </w:rPr>
+            </w:pPr>
+            <w:r>
+              <w:rPr>
+                <w:rFonts w:ascii="Times New Roman" w:hAnsi="Times New Roman" w:cs="Times New Roman"/>
+                <w:sz w:val="28"/>
+              </w:rPr>
+              <w:t>Примечание</w:t>
+            </w:r>
+          </w:p>
+        </w:tc>
+      </w:tr>
+      <w:tr>
+        <w:tc>
+          <w:tcPr>
+            <w:tcW w:w="2336" w:type="dxa"/>
+          </w:tcPr>
+          <w:p>
+            <w:pPr>
+              <w:rPr>
+                <w:rFonts w:ascii="Times New Roman" w:hAnsi="Times New Roman" w:cs="Times New Roman"/>
+                <w:sz w:val="28"/>
+              </w:rPr>
+            </w:pPr>
+          </w:p>
+        </w:tc>
+        <w:tc>
+          <w:tcPr>
+            <w:tcW w:w="2336" w:type="dxa"/>
+          </w:tcPr>
+          <w:p>
+            <w:pPr>
+              <w:rPr>
+                <w:rFonts w:ascii="Times New Roman" w:hAnsi="Times New Roman" w:cs="Times New Roman"/>
+                <w:sz w:val="28"/>
+              </w:rPr>
+            </w:pPr>
+          </w:p>
+        </w:tc>
+        <w:tc>
+          <w:tcPr>
+            <w:tcW w:w="2336" w:type="dxa"/>
+          </w:tcPr>
+          <w:p>
+            <w:pPr>
+              <w:rPr>
+                <w:rFonts w:ascii="Times New Roman" w:hAnsi="Times New Roman" w:cs="Times New Roman"/>
+                <w:sz w:val="28"/>
+              </w:rPr>
+            </w:pPr>
+          </w:p>
+        </w:tc>
+        <w:tc>
+          <w:tcPr>
+            <w:tcW w:w="2337" w:type="dxa"/>
+          </w:tcPr>
+          <w:p>
+            <w:pPr>
+              <w:rPr>
+                <w:rFonts w:ascii="Times New Roman" w:hAnsi="Times New Roman" w:cs="Times New Roman"/>
+                <w:sz w:val="28"/>
+              </w:rPr>
+            </w:pPr>
+          </w:p>
+        </w:tc>
+      </w:tr>
+      <w:tr>
+        <w:tc>
+          <w:tcPr>
+            <w:tcW w:w="2336" w:type="dxa"/>
+          </w:tcPr>
+          <w:p>
+            <w:pPr>
+              <w:rPr>
+                <w:rFonts w:ascii="Times New Roman" w:hAnsi="Times New Roman" w:cs="Times New Roman"/>
+                <w:sz w:val="28"/>
+              </w:rPr>
+            </w:pPr>
+          </w:p>
+        </w:tc>
+        <w:tc>
+          <w:tcPr>
+            <w:tcW w:w="2336" w:type="dxa"/>
+          </w:tcPr>
+          <w:p>
+            <w:pPr>
+              <w:rPr>
+                <w:rFonts w:ascii="Times New Roman" w:hAnsi="Times New Roman" w:cs="Times New Roman"/>
+                <w:sz w:val="28"/>
+              </w:rPr>
+            </w:pPr>
+          </w:p>
+        </w:tc>
+        <w:tc>
+          <w:tcPr>
+            <w:tcW w:w="2336" w:type="dxa"/>
+          </w:tcPr>
+          <w:p>
+            <w:pPr>
+              <w:rPr>
+                <w:rFonts w:ascii="Times New Roman" w:hAnsi="Times New Roman" w:cs="Times New Roman"/>
+                <w:sz w:val="28"/>
+              </w:rPr>
+            </w:pPr>
+          </w:p>
+        </w:tc>
+        <w:tc>
+          <w:tcPr>
+            <w:tcW w:w="2337" w:type="dxa"/>
+          </w:tcPr>
+          <w:p>
+            <w:pPr>
+              <w:rPr>
+                <w:rFonts w:ascii="Times New Roman" w:hAnsi="Times New Roman" w:cs="Times New Roman"/>
+                <w:sz w:val="28"/>
+              </w:rPr>
+            </w:pPr>
+          </w:p>
+        </w:tc>
+      </w:tr>
+    </w:tbl>
+    <w:p>
+      <w:pPr>
+        <w:rPr>
+          <w:rFonts w:ascii="Times New Roman" w:hAnsi="Times New Roman" w:cs="Times New Roman"/>
+          <w:sz w:val="28"/>
+        </w:rPr>
+      </w:pPr>
+      <w:r>
+        <w:rPr>
+          <w:rFonts w:ascii="Times New Roman" w:hAnsi="Times New Roman" w:cs="Times New Roman"/>
+          <w:sz w:val="28"/>
         </w:rPr>
         <w:br w:type="page"/>
       </w:r>
@@ -467,7 +710,7 @@
         </w:rPr>
       </w:pPr>
       <w:bookmarkStart w:id="0" w:name="_Toc203941067"/>
-      <w:bookmarkStart w:id="1" w:name="_Toc204001114"/>
+      <w:bookmarkStart w:id="1" w:name="_Toc204280067"/>
       <w:r>
         <w:lastRenderedPageBreak/>
         <w:t>Оглавление</w:t>
@@ -526,7 +769,7 @@
           <w:r>
             <w:fldChar w:fldCharType="separate"/>
           </w:r>
-          <w:hyperlink w:anchor="_Toc204001114" w:history="1">
+          <w:hyperlink w:anchor="_Toc204280067" w:history="1">
             <w:r>
               <w:rPr>
                 <w:rStyle w:val="ac"/>
@@ -553,7 +796,7 @@
                 <w:noProof/>
                 <w:webHidden/>
               </w:rPr>
-              <w:instrText xml:space="preserve"> PAGEREF _Toc204001114 \h </w:instrText>
+              <w:instrText xml:space="preserve"> PAGEREF _Toc204280067 \h </w:instrText>
             </w:r>
             <w:r>
               <w:rPr>
@@ -598,7 +841,7 @@
               <w:lang w:eastAsia="ru-RU" w:bidi="ar-SA"/>
             </w:rPr>
           </w:pPr>
-          <w:hyperlink w:anchor="_Toc204001115" w:history="1">
+          <w:hyperlink w:anchor="_Toc204280068" w:history="1">
             <w:r>
               <w:rPr>
                 <w:rStyle w:val="ac"/>
@@ -625,7 +868,7 @@
                 <w:noProof/>
                 <w:webHidden/>
               </w:rPr>
-              <w:instrText xml:space="preserve"> PAGEREF _Toc204001115 \h </w:instrText>
+              <w:instrText xml:space="preserve"> PAGEREF _Toc204280068 \h </w:instrText>
             </w:r>
             <w:r>
               <w:rPr>
@@ -670,7 +913,7 @@
               <w:lang w:eastAsia="ru-RU" w:bidi="ar-SA"/>
             </w:rPr>
           </w:pPr>
-          <w:hyperlink w:anchor="_Toc204001116" w:history="1">
+          <w:hyperlink w:anchor="_Toc204280069" w:history="1">
             <w:r>
               <w:rPr>
                 <w:rStyle w:val="ac"/>
@@ -697,7 +940,7 @@
                 <w:noProof/>
                 <w:webHidden/>
               </w:rPr>
-              <w:instrText xml:space="preserve"> PAGEREF _Toc204001116 \h </w:instrText>
+              <w:instrText xml:space="preserve"> PAGEREF _Toc204280069 \h </w:instrText>
             </w:r>
             <w:r>
               <w:rPr>
@@ -742,7 +985,7 @@
               <w:lang w:eastAsia="ru-RU" w:bidi="ar-SA"/>
             </w:rPr>
           </w:pPr>
-          <w:hyperlink w:anchor="_Toc204001117" w:history="1">
+          <w:hyperlink w:anchor="_Toc204280070" w:history="1">
             <w:r>
               <w:rPr>
                 <w:rStyle w:val="ac"/>
@@ -769,7 +1012,7 @@
                 <w:noProof/>
                 <w:webHidden/>
               </w:rPr>
-              <w:instrText xml:space="preserve"> PAGEREF _Toc204001117 \h </w:instrText>
+              <w:instrText xml:space="preserve"> PAGEREF _Toc204280070 \h </w:instrText>
             </w:r>
             <w:r>
               <w:rPr>
@@ -814,7 +1057,7 @@
               <w:lang w:eastAsia="ru-RU" w:bidi="ar-SA"/>
             </w:rPr>
           </w:pPr>
-          <w:hyperlink w:anchor="_Toc204001118" w:history="1">
+          <w:hyperlink w:anchor="_Toc204280071" w:history="1">
             <w:r>
               <w:rPr>
                 <w:rStyle w:val="ac"/>
@@ -841,7 +1084,7 @@
                 <w:noProof/>
                 <w:webHidden/>
               </w:rPr>
-              <w:instrText xml:space="preserve"> PAGEREF _Toc204001118 \h </w:instrText>
+              <w:instrText xml:space="preserve"> PAGEREF _Toc204280071 \h </w:instrText>
             </w:r>
             <w:r>
               <w:rPr>
@@ -886,7 +1129,7 @@
               <w:lang w:eastAsia="ru-RU" w:bidi="ar-SA"/>
             </w:rPr>
           </w:pPr>
-          <w:hyperlink w:anchor="_Toc204001119" w:history="1">
+          <w:hyperlink w:anchor="_Toc204280072" w:history="1">
             <w:r>
               <w:rPr>
                 <w:rStyle w:val="ac"/>
@@ -913,7 +1156,7 @@
                 <w:noProof/>
                 <w:webHidden/>
               </w:rPr>
-              <w:instrText xml:space="preserve"> PAGEREF _Toc204001119 \h </w:instrText>
+              <w:instrText xml:space="preserve"> PAGEREF _Toc204280072 \h </w:instrText>
             </w:r>
             <w:r>
               <w:rPr>
@@ -958,7 +1201,7 @@
               <w:lang w:eastAsia="ru-RU" w:bidi="ar-SA"/>
             </w:rPr>
           </w:pPr>
-          <w:hyperlink w:anchor="_Toc204001120" w:history="1">
+          <w:hyperlink w:anchor="_Toc204280073" w:history="1">
             <w:r>
               <w:rPr>
                 <w:rStyle w:val="ac"/>
@@ -993,7 +1236,7 @@
                 <w:noProof/>
                 <w:webHidden/>
               </w:rPr>
-              <w:instrText xml:space="preserve"> PAGEREF _Toc204001120 \h </w:instrText>
+              <w:instrText xml:space="preserve"> PAGEREF _Toc204280073 \h </w:instrText>
             </w:r>
             <w:r>
               <w:rPr>
@@ -1038,7 +1281,7 @@
               <w:lang w:eastAsia="ru-RU" w:bidi="ar-SA"/>
             </w:rPr>
           </w:pPr>
-          <w:hyperlink w:anchor="_Toc204001121" w:history="1">
+          <w:hyperlink w:anchor="_Toc204280074" w:history="1">
             <w:r>
               <w:rPr>
                 <w:rStyle w:val="ac"/>
@@ -1073,7 +1316,7 @@
                 <w:noProof/>
                 <w:webHidden/>
               </w:rPr>
-              <w:instrText xml:space="preserve"> PAGEREF _Toc204001121 \h </w:instrText>
+              <w:instrText xml:space="preserve"> PAGEREF _Toc204280074 \h </w:instrText>
             </w:r>
             <w:r>
               <w:rPr>
@@ -1118,7 +1361,7 @@
               <w:lang w:eastAsia="ru-RU" w:bidi="ar-SA"/>
             </w:rPr>
           </w:pPr>
-          <w:hyperlink w:anchor="_Toc204001122" w:history="1">
+          <w:hyperlink w:anchor="_Toc204280075" w:history="1">
             <w:r>
               <w:rPr>
                 <w:rStyle w:val="ac"/>
@@ -1153,7 +1396,7 @@
                 <w:noProof/>
                 <w:webHidden/>
               </w:rPr>
-              <w:instrText xml:space="preserve"> PAGEREF _Toc204001122 \h </w:instrText>
+              <w:instrText xml:space="preserve"> PAGEREF _Toc204280075 \h </w:instrText>
             </w:r>
             <w:r>
               <w:rPr>
@@ -1198,7 +1441,7 @@
               <w:lang w:eastAsia="ru-RU" w:bidi="ar-SA"/>
             </w:rPr>
           </w:pPr>
-          <w:hyperlink w:anchor="_Toc204001123" w:history="1">
+          <w:hyperlink w:anchor="_Toc204280076" w:history="1">
             <w:r>
               <w:rPr>
                 <w:rStyle w:val="ac"/>
@@ -1225,7 +1468,7 @@
                 <w:noProof/>
                 <w:webHidden/>
               </w:rPr>
-              <w:instrText xml:space="preserve"> PAGEREF _Toc204001123 \h </w:instrText>
+              <w:instrText xml:space="preserve"> PAGEREF _Toc204280076 \h </w:instrText>
             </w:r>
             <w:r>
               <w:rPr>
@@ -1270,7 +1513,7 @@
               <w:lang w:eastAsia="ru-RU" w:bidi="ar-SA"/>
             </w:rPr>
           </w:pPr>
-          <w:hyperlink w:anchor="_Toc204001124" w:history="1">
+          <w:hyperlink w:anchor="_Toc204280077" w:history="1">
             <w:r>
               <w:rPr>
                 <w:rStyle w:val="ac"/>
@@ -1297,7 +1540,7 @@
                 <w:noProof/>
                 <w:webHidden/>
               </w:rPr>
-              <w:instrText xml:space="preserve"> PAGEREF _Toc204001124 \h </w:instrText>
+              <w:instrText xml:space="preserve"> PAGEREF _Toc204280077 \h </w:instrText>
             </w:r>
             <w:r>
               <w:rPr>
@@ -1342,7 +1585,7 @@
               <w:lang w:eastAsia="ru-RU" w:bidi="ar-SA"/>
             </w:rPr>
           </w:pPr>
-          <w:hyperlink w:anchor="_Toc204001125" w:history="1">
+          <w:hyperlink w:anchor="_Toc204280078" w:history="1">
             <w:r>
               <w:rPr>
                 <w:rStyle w:val="ac"/>
@@ -1369,7 +1612,7 @@
                 <w:noProof/>
                 <w:webHidden/>
               </w:rPr>
-              <w:instrText xml:space="preserve"> PAGEREF _Toc204001125 \h </w:instrText>
+              <w:instrText xml:space="preserve"> PAGEREF _Toc204280078 \h </w:instrText>
             </w:r>
             <w:r>
               <w:rPr>
@@ -1414,7 +1657,7 @@
               <w:lang w:eastAsia="ru-RU" w:bidi="ar-SA"/>
             </w:rPr>
           </w:pPr>
-          <w:hyperlink w:anchor="_Toc204001126" w:history="1">
+          <w:hyperlink w:anchor="_Toc204280079" w:history="1">
             <w:r>
               <w:rPr>
                 <w:rStyle w:val="ac"/>
@@ -1441,7 +1684,7 @@
                 <w:noProof/>
                 <w:webHidden/>
               </w:rPr>
-              <w:instrText xml:space="preserve"> PAGEREF _Toc204001126 \h </w:instrText>
+              <w:instrText xml:space="preserve"> PAGEREF _Toc204280079 \h </w:instrText>
             </w:r>
             <w:r>
               <w:rPr>
@@ -1486,7 +1729,7 @@
               <w:lang w:eastAsia="ru-RU" w:bidi="ar-SA"/>
             </w:rPr>
           </w:pPr>
-          <w:hyperlink w:anchor="_Toc204001127" w:history="1">
+          <w:hyperlink w:anchor="_Toc204280080" w:history="1">
             <w:r>
               <w:rPr>
                 <w:rStyle w:val="ac"/>
@@ -1513,7 +1756,7 @@
                 <w:noProof/>
                 <w:webHidden/>
               </w:rPr>
-              <w:instrText xml:space="preserve"> PAGEREF _Toc204001127 \h </w:instrText>
+              <w:instrText xml:space="preserve"> PAGEREF _Toc204280080 \h </w:instrText>
             </w:r>
             <w:r>
               <w:rPr>
@@ -1558,7 +1801,7 @@
               <w:lang w:eastAsia="ru-RU" w:bidi="ar-SA"/>
             </w:rPr>
           </w:pPr>
-          <w:hyperlink w:anchor="_Toc204001128" w:history="1">
+          <w:hyperlink w:anchor="_Toc204280081" w:history="1">
             <w:r>
               <w:rPr>
                 <w:rStyle w:val="ac"/>
@@ -1585,7 +1828,7 @@
                 <w:noProof/>
                 <w:webHidden/>
               </w:rPr>
-              <w:instrText xml:space="preserve"> PAGEREF _Toc204001128 \h </w:instrText>
+              <w:instrText xml:space="preserve"> PAGEREF _Toc204280081 \h </w:instrText>
             </w:r>
             <w:r>
               <w:rPr>
@@ -1630,13 +1873,13 @@
               <w:lang w:eastAsia="ru-RU" w:bidi="ar-SA"/>
             </w:rPr>
           </w:pPr>
-          <w:hyperlink w:anchor="_Toc204001129" w:history="1">
+          <w:hyperlink w:anchor="_Toc204280082" w:history="1">
             <w:r>
               <w:rPr>
                 <w:rStyle w:val="ac"/>
                 <w:noProof/>
               </w:rPr>
-              <w:t>Приложение А.1</w:t>
+              <w:t>Приложение 1. Код для парсинга набора данных трилобитов</w:t>
             </w:r>
             <w:r>
               <w:rPr>
@@ -1657,7 +1900,7 @@
                 <w:noProof/>
                 <w:webHidden/>
               </w:rPr>
-              <w:instrText xml:space="preserve"> PAGEREF _Toc204001129 \h </w:instrText>
+              <w:instrText xml:space="preserve"> PAGEREF _Toc204280082 \h </w:instrText>
             </w:r>
             <w:r>
               <w:rPr>
@@ -1714,7 +1957,7 @@
         <w:pStyle w:val="1"/>
       </w:pPr>
       <w:bookmarkStart w:id="2" w:name="_Toc203941068"/>
-      <w:bookmarkStart w:id="3" w:name="_Toc204001115"/>
+      <w:bookmarkStart w:id="3" w:name="_Toc204280068"/>
       <w:r>
         <w:lastRenderedPageBreak/>
         <w:t>Введение</w:t>
@@ -1787,6 +2030,8 @@
     </w:p>
     <w:p>
       <w:pPr>
+        <w:ind w:firstLine="708"/>
+        <w:jc w:val="both"/>
         <w:rPr>
           <w:rFonts w:ascii="Times New Roman" w:hAnsi="Times New Roman" w:cs="Times New Roman"/>
           <w:sz w:val="28"/>
@@ -2034,6 +2279,8 @@
     </w:p>
     <w:p>
       <w:pPr>
+        <w:ind w:firstLine="708"/>
+        <w:jc w:val="both"/>
         <w:rPr>
           <w:rFonts w:ascii="Times New Roman" w:hAnsi="Times New Roman" w:cs="Times New Roman"/>
           <w:sz w:val="28"/>
@@ -2054,7 +2301,55 @@
           <w:sz w:val="28"/>
           <w:szCs w:val="24"/>
         </w:rPr>
-        <w:t>модели которое мы обучим, можно будет решать задачи</w:t>
+        <w:t>модели</w:t>
+      </w:r>
+      <w:r>
+        <w:rPr>
+          <w:rFonts w:ascii="Times New Roman" w:hAnsi="Times New Roman" w:cs="Times New Roman"/>
+          <w:sz w:val="28"/>
+          <w:szCs w:val="24"/>
+        </w:rPr>
+        <w:t>,</w:t>
+      </w:r>
+      <w:r>
+        <w:rPr>
+          <w:rFonts w:ascii="Times New Roman" w:hAnsi="Times New Roman" w:cs="Times New Roman"/>
+          <w:sz w:val="28"/>
+          <w:szCs w:val="24"/>
+        </w:rPr>
+        <w:t xml:space="preserve"> котор</w:t>
+      </w:r>
+      <w:r>
+        <w:rPr>
+          <w:rFonts w:ascii="Times New Roman" w:hAnsi="Times New Roman" w:cs="Times New Roman"/>
+          <w:sz w:val="28"/>
+          <w:szCs w:val="24"/>
+        </w:rPr>
+        <w:t>ую</w:t>
+      </w:r>
+      <w:r>
+        <w:rPr>
+          <w:rFonts w:ascii="Times New Roman" w:hAnsi="Times New Roman" w:cs="Times New Roman"/>
+          <w:sz w:val="28"/>
+          <w:szCs w:val="24"/>
+        </w:rPr>
+        <w:t xml:space="preserve"> мы обучим, можно будет</w:t>
+      </w:r>
+      <w:r>
+        <w:rPr>
+          <w:rFonts w:ascii="Times New Roman" w:hAnsi="Times New Roman" w:cs="Times New Roman"/>
+          <w:sz w:val="28"/>
+          <w:szCs w:val="24"/>
+        </w:rPr>
+        <w:t xml:space="preserve"> примерно предсказывать </w:t>
+      </w:r>
+      <w:r>
+        <w:rPr>
+          <w:rFonts w:ascii="Times New Roman" w:hAnsi="Times New Roman" w:cs="Times New Roman"/>
+          <w:sz w:val="28"/>
+          <w:szCs w:val="24"/>
+        </w:rPr>
+        <w:t>год, в котором был найден слепок трилобита</w:t>
       </w:r>
       <w:r>
         <w:rPr>
@@ -2063,41 +2358,36 @@
           <w:szCs w:val="24"/>
         </w:rPr>
         <w:t>.</w:t>
-      </w:r>
-      <w:r>
-        <w:rPr>
-          <w:rFonts w:ascii="Times New Roman" w:hAnsi="Times New Roman" w:cs="Times New Roman"/>
-          <w:sz w:val="28"/>
-          <w:szCs w:val="24"/>
-        </w:rPr>
-        <w:t xml:space="preserve"> (честно говоря, пока не знаю, чем поможет)</w:t>
       </w:r>
     </w:p>
     <w:p>
       <w:pPr>
-        <w:rPr>
-          <w:rFonts w:ascii="Times New Roman" w:hAnsi="Times New Roman" w:cs="Times New Roman"/>
-          <w:sz w:val="28"/>
-          <w:szCs w:val="24"/>
-        </w:rPr>
-      </w:pPr>
-      <w:r>
-        <w:rPr>
-          <w:rFonts w:ascii="Times New Roman" w:hAnsi="Times New Roman" w:cs="Times New Roman"/>
-          <w:sz w:val="28"/>
-          <w:szCs w:val="24"/>
-        </w:rPr>
-        <w:t>Как применяется ИИ в археологии.</w:t>
-      </w:r>
+        <w:ind w:firstLine="708"/>
+        <w:jc w:val="both"/>
+        <w:rPr>
+          <w:rFonts w:ascii="Times New Roman" w:hAnsi="Times New Roman" w:cs="Times New Roman"/>
+          <w:sz w:val="28"/>
+          <w:szCs w:val="24"/>
+        </w:rPr>
+      </w:pPr>
     </w:p>
     <w:p>
       <w:pPr>
-        <w:rPr>
-          <w:rFonts w:ascii="Times New Roman" w:hAnsi="Times New Roman" w:cs="Times New Roman"/>
-          <w:sz w:val="28"/>
-          <w:szCs w:val="24"/>
-        </w:rPr>
-      </w:pPr>
+        <w:jc w:val="both"/>
+        <w:rPr>
+          <w:rFonts w:ascii="Times New Roman" w:hAnsi="Times New Roman" w:cs="Times New Roman"/>
+          <w:sz w:val="28"/>
+          <w:szCs w:val="24"/>
+        </w:rPr>
+      </w:pPr>
+      <w:r>
+        <w:rPr>
+          <w:rFonts w:ascii="Times New Roman" w:hAnsi="Times New Roman" w:cs="Times New Roman"/>
+          <w:sz w:val="28"/>
+          <w:szCs w:val="24"/>
+        </w:rPr>
+        <w:t>Как применяется ИИ в археологии.</w:t>
+      </w:r>
     </w:p>
     <w:p>
       <w:pPr>
@@ -2107,15 +2397,6 @@
           <w:szCs w:val="24"/>
         </w:rPr>
       </w:pPr>
-      <w:r>
-        <w:rPr>
-          <w:rFonts w:ascii="Times New Roman" w:hAnsi="Times New Roman" w:cs="Times New Roman"/>
-          <w:sz w:val="28"/>
-          <w:szCs w:val="24"/>
-          <w:highlight w:val="yellow"/>
-        </w:rPr>
-        <w:t>Как машинное обучение применяется в реальной археологии</w:t>
-      </w:r>
     </w:p>
     <w:p>
       <w:pPr>
@@ -2125,6 +2406,15 @@
           <w:szCs w:val="24"/>
         </w:rPr>
       </w:pPr>
+      <w:r>
+        <w:rPr>
+          <w:rFonts w:ascii="Times New Roman" w:hAnsi="Times New Roman" w:cs="Times New Roman"/>
+          <w:sz w:val="28"/>
+          <w:szCs w:val="24"/>
+          <w:highlight w:val="yellow"/>
+        </w:rPr>
+        <w:t>Как машинное обучение применяется в реальной археологии</w:t>
+      </w:r>
     </w:p>
     <w:p>
       <w:pPr>
@@ -2134,94 +2424,21 @@
           <w:szCs w:val="24"/>
         </w:rPr>
       </w:pPr>
+      <w:r>
+        <w:rPr>
+          <w:rFonts w:ascii="Times New Roman" w:hAnsi="Times New Roman" w:cs="Times New Roman"/>
+          <w:sz w:val="28"/>
+          <w:szCs w:val="24"/>
+        </w:rPr>
+        <w:br w:type="page"/>
+      </w:r>
     </w:p>
     <w:p>
       <w:pPr>
-        <w:rPr>
-          <w:rFonts w:ascii="Times New Roman" w:hAnsi="Times New Roman" w:cs="Times New Roman"/>
-          <w:sz w:val="28"/>
-          <w:szCs w:val="24"/>
-        </w:rPr>
-      </w:pPr>
-    </w:p>
-    <w:p>
-      <w:pPr>
-        <w:rPr>
-          <w:rFonts w:ascii="Times New Roman" w:hAnsi="Times New Roman" w:cs="Times New Roman"/>
-          <w:sz w:val="28"/>
-          <w:szCs w:val="24"/>
-        </w:rPr>
-      </w:pPr>
-    </w:p>
-    <w:p>
-      <w:pPr>
-        <w:rPr>
-          <w:rFonts w:ascii="Times New Roman" w:hAnsi="Times New Roman" w:cs="Times New Roman"/>
-          <w:sz w:val="28"/>
-          <w:szCs w:val="24"/>
-        </w:rPr>
-      </w:pPr>
-    </w:p>
-    <w:p>
-      <w:pPr>
-        <w:rPr>
-          <w:rFonts w:ascii="Times New Roman" w:hAnsi="Times New Roman" w:cs="Times New Roman"/>
-          <w:sz w:val="28"/>
-          <w:szCs w:val="24"/>
-        </w:rPr>
-      </w:pPr>
-    </w:p>
-    <w:p>
-      <w:pPr>
-        <w:rPr>
-          <w:rFonts w:ascii="Times New Roman" w:hAnsi="Times New Roman" w:cs="Times New Roman"/>
-          <w:sz w:val="28"/>
-          <w:szCs w:val="24"/>
-        </w:rPr>
-      </w:pPr>
-    </w:p>
-    <w:p>
-      <w:pPr>
-        <w:rPr>
-          <w:rFonts w:ascii="Times New Roman" w:hAnsi="Times New Roman" w:cs="Times New Roman"/>
-          <w:sz w:val="28"/>
-          <w:szCs w:val="24"/>
-        </w:rPr>
-      </w:pPr>
-    </w:p>
-    <w:p>
-      <w:pPr>
-        <w:rPr>
-          <w:rFonts w:ascii="Times New Roman" w:hAnsi="Times New Roman" w:cs="Times New Roman"/>
-          <w:sz w:val="28"/>
-          <w:szCs w:val="24"/>
-        </w:rPr>
-      </w:pPr>
-    </w:p>
-    <w:p>
-      <w:pPr>
-        <w:rPr>
-          <w:rFonts w:ascii="Times New Roman" w:hAnsi="Times New Roman" w:cs="Times New Roman"/>
-          <w:sz w:val="28"/>
-          <w:szCs w:val="24"/>
-        </w:rPr>
-      </w:pPr>
-    </w:p>
-    <w:p>
-      <w:pPr>
-        <w:rPr>
-          <w:rFonts w:ascii="Times New Roman" w:hAnsi="Times New Roman" w:cs="Times New Roman"/>
-          <w:sz w:val="28"/>
-          <w:szCs w:val="24"/>
-        </w:rPr>
-      </w:pPr>
-    </w:p>
-    <w:p>
-      <w:pPr>
         <w:pStyle w:val="1"/>
       </w:pPr>
       <w:bookmarkStart w:id="4" w:name="_Toc203941069"/>
-      <w:bookmarkStart w:id="5" w:name="_Toc204001116"/>
+      <w:bookmarkStart w:id="5" w:name="_Toc204280069"/>
       <w:r>
         <w:lastRenderedPageBreak/>
         <w:t>Глава 1. Выбор и оценка источников данных</w:t>
@@ -2234,7 +2451,7 @@
         <w:pStyle w:val="2"/>
       </w:pPr>
       <w:bookmarkStart w:id="6" w:name="_Toc203941070"/>
-      <w:bookmarkStart w:id="7" w:name="_Toc204001117"/>
+      <w:bookmarkStart w:id="7" w:name="_Toc204280070"/>
       <w:r>
         <w:t>Раздел 1.1 Парсинг данных</w:t>
       </w:r>
@@ -2243,7 +2460,8 @@
     </w:p>
     <w:p>
       <w:pPr>
-        <w:ind w:firstLine="708"/>
+        <w:ind w:firstLine="709"/>
+        <w:jc w:val="both"/>
         <w:rPr>
           <w:rFonts w:ascii="Times New Roman" w:hAnsi="Times New Roman" w:cs="Times New Roman"/>
           <w:sz w:val="28"/>
@@ -2293,7 +2511,8 @@
     </w:p>
     <w:p>
       <w:pPr>
-        <w:ind w:firstLine="708"/>
+        <w:ind w:firstLine="709"/>
+        <w:jc w:val="both"/>
         <w:rPr>
           <w:rFonts w:ascii="Times New Roman" w:hAnsi="Times New Roman" w:cs="Times New Roman"/>
           <w:sz w:val="28"/>
@@ -2605,7 +2824,8 @@
     </w:p>
     <w:p>
       <w:pPr>
-        <w:ind w:firstLine="708"/>
+        <w:ind w:firstLine="709"/>
+        <w:jc w:val="both"/>
         <w:rPr>
           <w:rFonts w:ascii="Times New Roman" w:hAnsi="Times New Roman" w:cs="Times New Roman"/>
           <w:sz w:val="28"/>
@@ -2723,7 +2943,7 @@
         <mc:AlternateContent>
           <mc:Choice Requires="wps">
             <w:drawing>
-              <wp:anchor distT="45720" distB="45720" distL="114300" distR="114300" simplePos="0" relativeHeight="251663360" behindDoc="0" locked="0" layoutInCell="1" allowOverlap="1" wp14:anchorId="7618362B" wp14:editId="2955BF7E">
+              <wp:anchor distT="45720" distB="45720" distL="114300" distR="114300" simplePos="0" relativeHeight="251663360" behindDoc="0" locked="0" layoutInCell="1" allowOverlap="1" wp14:anchorId="7618362B" wp14:editId="226ED374">
                 <wp:simplePos x="0" y="0"/>
                 <wp:positionH relativeFrom="margin">
                   <wp:align>right</wp:align>
@@ -2731,8 +2951,8 @@
                 <wp:positionV relativeFrom="paragraph">
                   <wp:posOffset>506095</wp:posOffset>
                 </wp:positionV>
-                <wp:extent cx="5922010" cy="3329940"/>
-                <wp:effectExtent l="0" t="0" r="21590" b="22860"/>
+                <wp:extent cx="5922010" cy="3189605"/>
+                <wp:effectExtent l="0" t="0" r="21590" b="10795"/>
                 <wp:wrapSquare wrapText="bothSides"/>
                 <wp:docPr id="1776288779" name="Надпись 2"/>
                 <wp:cNvGraphicFramePr>
@@ -2747,7 +2967,7 @@
                       <wps:spPr bwMode="auto">
                         <a:xfrm>
                           <a:off x="0" y="0"/>
-                          <a:ext cx="5922010" cy="3329940"/>
+                          <a:ext cx="5922010" cy="3190009"/>
                         </a:xfrm>
                         <a:prstGeom prst="rect">
                           <a:avLst/>
@@ -3007,7 +3227,7 @@
           </mc:Choice>
           <mc:Fallback>
             <w:pict>
-              <v:shape w14:anchorId="7618362B" id="_x0000_s1027" type="#_x0000_t202" style="position:absolute;left:0;text-align:left;margin-left:415.1pt;margin-top:39.85pt;width:466.3pt;height:262.2pt;z-index:251663360;visibility:visible;mso-wrap-style:square;mso-width-percent:0;mso-height-percent:0;mso-wrap-distance-left:9pt;mso-wrap-distance-top:3.6pt;mso-wrap-distance-right:9pt;mso-wrap-distance-bottom:3.6pt;mso-position-horizontal:right;mso-position-horizontal-relative:margin;mso-position-vertical:absolute;mso-position-vertical-relative:text;mso-width-percent:0;mso-height-percent:0;mso-width-relative:margin;mso-height-relative:margin;v-text-anchor:top" o:gfxdata="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">
+              <v:shape w14:anchorId="7618362B" id="_x0000_s1027" type="#_x0000_t202" style="position:absolute;left:0;text-align:left;margin-left:415.1pt;margin-top:39.85pt;width:466.3pt;height:251.15pt;z-index:251663360;visibility:visible;mso-wrap-style:square;mso-width-percent:0;mso-height-percent:0;mso-wrap-distance-left:9pt;mso-wrap-distance-top:3.6pt;mso-wrap-distance-right:9pt;mso-wrap-distance-bottom:3.6pt;mso-position-horizontal:right;mso-position-horizontal-relative:margin;mso-position-vertical:absolute;mso-position-vertical-relative:text;mso-width-percent:0;mso-height-percent:0;mso-width-relative:margin;mso-height-relative:margin;v-text-anchor:top" o:gfxdata="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">
                 <v:textbox>
                   <w:txbxContent>
                     <w:p>
@@ -4420,6 +4640,7 @@
     </w:tbl>
     <w:p>
       <w:pPr>
+        <w:jc w:val="both"/>
         <w:rPr>
           <w:rFonts w:ascii="Times New Roman" w:hAnsi="Times New Roman" w:cs="Times New Roman"/>
           <w:sz w:val="28"/>
@@ -4561,644 +4782,1127 @@
     </w:p>
     <w:p>
       <w:pPr>
-        <w:rPr>
-          <w:rFonts w:ascii="Times New Roman" w:hAnsi="Times New Roman" w:cs="Times New Roman"/>
-          <w:sz w:val="28"/>
-          <w:szCs w:val="24"/>
-        </w:rPr>
-      </w:pPr>
-      <w:r>
-        <w:rPr>
-          <w:rFonts w:ascii="Times New Roman" w:hAnsi="Times New Roman" w:cs="Times New Roman"/>
-          <w:sz w:val="28"/>
-          <w:szCs w:val="24"/>
-          <w:highlight w:val="yellow"/>
-        </w:rPr>
-        <w:t>Полный листинг кода для парсинга данных трилобитов находится в приложение 1.</w:t>
-      </w:r>
-    </w:p>
-    <w:p>
-      <w:pPr>
-        <w:rPr>
-          <w:rFonts w:ascii="Times New Roman" w:hAnsi="Times New Roman" w:cs="Times New Roman"/>
-          <w:sz w:val="28"/>
-          <w:szCs w:val="24"/>
-        </w:rPr>
-      </w:pPr>
-      <w:r>
-        <w:rPr>
-          <w:rFonts w:ascii="Times New Roman" w:hAnsi="Times New Roman" w:cs="Times New Roman"/>
-          <w:sz w:val="28"/>
-          <w:szCs w:val="24"/>
-        </w:rPr>
-        <w:tab/>
-      </w:r>
-      <w:hyperlink w:anchor="_Листинг_1" w:history="1">
+        <w:ind w:firstLine="708"/>
+        <w:jc w:val="both"/>
+        <w:rPr>
+          <w:rFonts w:ascii="Times New Roman" w:hAnsi="Times New Roman" w:cs="Times New Roman"/>
+          <w:sz w:val="28"/>
+          <w:szCs w:val="24"/>
+        </w:rPr>
+      </w:pPr>
+      <w:r>
+        <w:rPr>
+          <w:rFonts w:ascii="Times New Roman" w:hAnsi="Times New Roman" w:cs="Times New Roman"/>
+          <w:sz w:val="28"/>
+          <w:szCs w:val="24"/>
+        </w:rPr>
+        <w:t>Код для парсинга набора данных</w:t>
+      </w:r>
+      <w:r>
+        <w:rPr>
+          <w:rFonts w:ascii="Times New Roman" w:hAnsi="Times New Roman" w:cs="Times New Roman"/>
+          <w:sz w:val="28"/>
+          <w:szCs w:val="24"/>
+        </w:rPr>
+        <w:t xml:space="preserve"> о трилобитах</w:t>
+      </w:r>
+      <w:r>
+        <w:rPr>
+          <w:rFonts w:ascii="Times New Roman" w:hAnsi="Times New Roman" w:cs="Times New Roman"/>
+          <w:sz w:val="28"/>
+          <w:szCs w:val="24"/>
+        </w:rPr>
+        <w:t xml:space="preserve">, указан в </w:t>
+      </w:r>
+      <w:hyperlink w:anchor="_Приложение_1._Код" w:history="1">
         <w:r>
           <w:rPr>
             <w:rStyle w:val="ac"/>
             <w:rFonts w:ascii="Times New Roman" w:hAnsi="Times New Roman" w:cs="Times New Roman"/>
+            <w:color w:val="auto"/>
             <w:sz w:val="28"/>
             <w:szCs w:val="24"/>
           </w:rPr>
-          <w:t>Приложение</w:t>
+          <w:t>прилож</w:t>
         </w:r>
         <w:r>
           <w:rPr>
             <w:rStyle w:val="ac"/>
             <w:rFonts w:ascii="Times New Roman" w:hAnsi="Times New Roman" w:cs="Times New Roman"/>
+            <w:color w:val="auto"/>
             <w:sz w:val="28"/>
             <w:szCs w:val="24"/>
           </w:rPr>
-          <w:t xml:space="preserve"> 1. Код для парсинга набора данных </w:t>
+          <w:t>е</w:t>
         </w:r>
         <w:r>
           <w:rPr>
             <w:rStyle w:val="ac"/>
             <w:rFonts w:ascii="Times New Roman" w:hAnsi="Times New Roman" w:cs="Times New Roman"/>
+            <w:color w:val="auto"/>
             <w:sz w:val="28"/>
             <w:szCs w:val="24"/>
           </w:rPr>
-          <w:t>трилобитов</w:t>
+          <w:t>нии 1</w:t>
+        </w:r>
+      </w:hyperlink>
+      <w:r>
+        <w:rPr>
+          <w:rFonts w:ascii="Times New Roman" w:hAnsi="Times New Roman" w:cs="Times New Roman"/>
+          <w:sz w:val="28"/>
+          <w:szCs w:val="24"/>
+        </w:rPr>
+        <w:t>.</w:t>
+      </w:r>
+    </w:p>
+    <w:p>
+      <w:pPr>
+        <w:rPr>
+          <w:rFonts w:ascii="Times New Roman" w:eastAsiaTheme="majorEastAsia" w:hAnsi="Times New Roman" w:cstheme="majorBidi"/>
+          <w:sz w:val="32"/>
+          <w:szCs w:val="29"/>
+          <w:u w:val="single"/>
+        </w:rPr>
+      </w:pPr>
+      <w:bookmarkStart w:id="8" w:name="_Toc203941071"/>
+      <w:r>
+        <w:br w:type="page"/>
+      </w:r>
+    </w:p>
+    <w:p>
+      <w:pPr>
+        <w:pStyle w:val="2"/>
+      </w:pPr>
+      <w:bookmarkStart w:id="9" w:name="_Toc204280071"/>
+      <w:r>
+        <w:lastRenderedPageBreak/>
+        <w:t>Раздел 1.2 Разведочный анализ данных</w:t>
+      </w:r>
+      <w:bookmarkEnd w:id="8"/>
+      <w:bookmarkEnd w:id="9"/>
+    </w:p>
+    <w:p>
+      <w:pPr>
+        <w:pStyle w:val="custom"/>
+        <w:jc w:val="both"/>
+        <w:rPr>
+          <w:lang w:val="ru-RU"/>
+        </w:rPr>
+      </w:pPr>
+      <w:r>
+        <w:rPr>
+          <w:lang w:val="ru-RU"/>
+        </w:rPr>
+        <w:tab/>
+      </w:r>
+      <w:r>
+        <w:rPr>
+          <w:lang w:val="ru-RU"/>
+        </w:rPr>
+        <w:t>И</w:t>
+      </w:r>
+      <w:r>
+        <w:rPr>
+          <w:lang w:val="ru-RU"/>
+        </w:rPr>
+        <w:t>зучаем</w:t>
+      </w:r>
+      <w:r>
+        <w:rPr>
+          <w:lang w:val="ru-RU"/>
+        </w:rPr>
+        <w:t>ый</w:t>
+      </w:r>
+      <w:r>
+        <w:rPr>
+          <w:lang w:val="ru-RU"/>
+        </w:rPr>
+        <w:t xml:space="preserve"> набор данных </w:t>
+      </w:r>
+      <w:r>
+        <w:rPr>
+          <w:lang w:val="ru-RU"/>
+        </w:rPr>
+        <w:t>состоит из</w:t>
+      </w:r>
+      <w:r>
+        <w:rPr>
+          <w:lang w:val="ru-RU"/>
+        </w:rPr>
+        <w:t xml:space="preserve"> </w:t>
+      </w:r>
+      <w:r>
+        <w:rPr>
+          <w:lang w:val="ru-RU"/>
+        </w:rPr>
+        <w:t xml:space="preserve">вымерших морских членистоногих </w:t>
+      </w:r>
+      <w:r>
+        <w:rPr>
+          <w:lang w:val="ru-RU"/>
+        </w:rPr>
+        <w:t>–</w:t>
+      </w:r>
+      <w:r>
+        <w:rPr>
+          <w:lang w:val="ru-RU"/>
+        </w:rPr>
+        <w:t xml:space="preserve"> трилобит</w:t>
+      </w:r>
+      <w:r>
+        <w:rPr>
+          <w:lang w:val="ru-RU"/>
+        </w:rPr>
+        <w:t>ов</w:t>
+      </w:r>
+      <w:r>
+        <w:rPr>
+          <w:lang w:val="ru-RU"/>
+        </w:rPr>
+        <w:t>. Датасет состоит из</w:t>
+      </w:r>
+      <w:r>
+        <w:rPr>
+          <w:lang w:val="ru-RU"/>
+        </w:rPr>
+        <w:t xml:space="preserve"> 29</w:t>
+      </w:r>
+      <w:r>
+        <w:rPr>
+          <w:lang w:val="ru-RU"/>
+        </w:rPr>
+        <w:t> </w:t>
+      </w:r>
+      <w:r>
+        <w:rPr>
+          <w:lang w:val="ru-RU"/>
+        </w:rPr>
+        <w:t>039</w:t>
+      </w:r>
+      <w:r>
+        <w:rPr>
+          <w:lang w:val="ru-RU"/>
+        </w:rPr>
+        <w:t xml:space="preserve"> </w:t>
+      </w:r>
+      <w:r>
+        <w:rPr>
+          <w:lang w:val="ru-RU"/>
+        </w:rPr>
+        <w:t>найденных</w:t>
+      </w:r>
+      <w:r>
+        <w:rPr>
+          <w:lang w:val="ru-RU"/>
+        </w:rPr>
+        <w:t xml:space="preserve"> образцов трилобитов</w:t>
+      </w:r>
+      <w:r>
+        <w:rPr>
+          <w:lang w:val="ru-RU"/>
+        </w:rPr>
+        <w:t xml:space="preserve"> и из 30 признаков</w:t>
+      </w:r>
+      <w:r>
+        <w:rPr>
+          <w:lang w:val="ru-RU"/>
+        </w:rPr>
+        <w:t>.</w:t>
+      </w:r>
+      <w:r>
+        <w:rPr>
+          <w:lang w:val="ru-RU"/>
+        </w:rPr>
+        <w:t xml:space="preserve"> </w:t>
+      </w:r>
+      <w:r>
+        <w:rPr>
+          <w:lang w:val="ru-RU"/>
+        </w:rPr>
+        <w:t>П</w:t>
+      </w:r>
+      <w:r>
+        <w:rPr>
+          <w:lang w:val="ru-RU"/>
+        </w:rPr>
+        <w:t>ризнак</w:t>
+      </w:r>
+      <w:r>
+        <w:rPr>
+          <w:lang w:val="ru-RU"/>
+        </w:rPr>
+        <w:t>и включают в себя</w:t>
+      </w:r>
+      <w:r>
+        <w:rPr>
+          <w:lang w:val="ru-RU"/>
+        </w:rPr>
+        <w:t>:</w:t>
+      </w:r>
+      <w:r>
+        <w:rPr>
+          <w:lang w:val="ru-RU"/>
+        </w:rPr>
+        <w:t xml:space="preserve"> научное название трилобита, </w:t>
+      </w:r>
+      <w:r>
+        <w:rPr>
+          <w:lang w:val="ru-RU"/>
+        </w:rPr>
+        <w:t>таксономические категории</w:t>
+      </w:r>
+      <w:r>
+        <w:rPr>
+          <w:lang w:val="ru-RU"/>
+        </w:rPr>
+        <w:t>(</w:t>
+      </w:r>
+      <w:r>
+        <w:rPr>
+          <w:lang w:val="ru-RU"/>
+        </w:rPr>
+        <w:t>отряд</w:t>
+      </w:r>
+      <w:r>
+        <w:rPr>
+          <w:lang w:val="ru-RU"/>
+        </w:rPr>
+        <w:t>,</w:t>
+      </w:r>
+      <w:r>
+        <w:rPr>
+          <w:lang w:val="ru-RU"/>
+        </w:rPr>
+        <w:t xml:space="preserve"> </w:t>
+      </w:r>
+      <w:r>
+        <w:rPr>
+          <w:lang w:val="ru-RU"/>
+        </w:rPr>
+        <w:t>отряд в числовом виде</w:t>
+      </w:r>
+      <w:r>
+        <w:rPr>
+          <w:lang w:val="ru-RU"/>
+        </w:rPr>
+        <w:t>,</w:t>
+      </w:r>
+      <w:r>
+        <w:rPr>
+          <w:lang w:val="ru-RU"/>
+        </w:rPr>
+        <w:t xml:space="preserve"> </w:t>
+      </w:r>
+      <w:r>
+        <w:rPr>
+          <w:lang w:val="ru-RU"/>
+        </w:rPr>
+        <w:t>семейство</w:t>
+      </w:r>
+      <w:r>
+        <w:rPr>
+          <w:lang w:val="ru-RU"/>
+        </w:rPr>
+        <w:t>,</w:t>
+      </w:r>
+      <w:r>
+        <w:rPr>
+          <w:lang w:val="ru-RU"/>
+        </w:rPr>
+        <w:t xml:space="preserve"> </w:t>
+      </w:r>
+      <w:r>
+        <w:rPr>
+          <w:lang w:val="ru-RU"/>
+        </w:rPr>
+        <w:t>семейство в числовом виде</w:t>
+      </w:r>
+      <w:r>
+        <w:rPr>
+          <w:lang w:val="ru-RU"/>
+        </w:rPr>
+        <w:t>,</w:t>
+      </w:r>
+      <w:r>
+        <w:rPr>
+          <w:lang w:val="ru-RU"/>
+        </w:rPr>
+        <w:t xml:space="preserve"> род</w:t>
+      </w:r>
+      <w:r>
+        <w:rPr>
+          <w:lang w:val="ru-RU"/>
+        </w:rPr>
+        <w:t>,</w:t>
+      </w:r>
+      <w:r>
+        <w:rPr>
+          <w:lang w:val="ru-RU"/>
+        </w:rPr>
+        <w:t xml:space="preserve"> </w:t>
+      </w:r>
+      <w:r>
+        <w:rPr>
+          <w:lang w:val="ru-RU"/>
+        </w:rPr>
+        <w:t>род в числовом виде</w:t>
+      </w:r>
+      <w:r>
+        <w:rPr>
+          <w:lang w:val="ru-RU"/>
+        </w:rPr>
+        <w:t xml:space="preserve"> и </w:t>
+      </w:r>
+      <w:r>
+        <w:rPr>
+          <w:lang w:val="ru-RU"/>
+        </w:rPr>
+        <w:t>вид трилобита</w:t>
+      </w:r>
+      <w:r>
+        <w:rPr>
+          <w:lang w:val="ru-RU"/>
+        </w:rPr>
+        <w:t>), временные признаки(</w:t>
+      </w:r>
+      <w:r>
+        <w:rPr>
+          <w:lang w:val="ru-RU"/>
+        </w:rPr>
+        <w:t>м</w:t>
+      </w:r>
+      <w:r>
+        <w:rPr>
+          <w:lang w:val="ru-RU"/>
+        </w:rPr>
+        <w:t>аксимальный возраст окаменелости в миллионах лет</w:t>
+      </w:r>
+      <w:r>
+        <w:rPr>
+          <w:lang w:val="ru-RU"/>
+        </w:rPr>
+        <w:t xml:space="preserve">, </w:t>
+      </w:r>
+      <w:r>
+        <w:rPr>
+          <w:lang w:val="ru-RU"/>
+        </w:rPr>
+        <w:t>м</w:t>
+      </w:r>
+      <w:r>
+        <w:rPr>
+          <w:lang w:val="ru-RU"/>
+        </w:rPr>
+        <w:t>инимальный возраст окаменелости в миллионах лет</w:t>
+      </w:r>
+      <w:r>
+        <w:rPr>
+          <w:lang w:val="ru-RU"/>
+        </w:rPr>
+        <w:t xml:space="preserve">, </w:t>
+      </w:r>
+      <w:r>
+        <w:rPr>
+          <w:lang w:val="ru-RU"/>
+        </w:rPr>
+        <w:t>геологический период</w:t>
+      </w:r>
+      <w:r>
+        <w:rPr>
+          <w:lang w:val="ru-RU"/>
+        </w:rPr>
+        <w:t>,</w:t>
+      </w:r>
+      <w:r>
+        <w:rPr>
+          <w:lang w:val="ru-RU"/>
+        </w:rPr>
+        <w:t xml:space="preserve"> </w:t>
+      </w:r>
+      <w:r>
+        <w:rPr>
+          <w:lang w:val="ru-RU"/>
+        </w:rPr>
+        <w:t>начальный временной интервал находки окаменелости, конечный</w:t>
+      </w:r>
+      <w:r>
+        <w:rPr>
+          <w:lang w:val="ru-RU"/>
+        </w:rPr>
+        <w:t xml:space="preserve"> временной интервал находки окаменелости</w:t>
+      </w:r>
+      <w:r>
+        <w:rPr>
+          <w:lang w:val="ru-RU"/>
+        </w:rPr>
+        <w:t>)</w:t>
+      </w:r>
+      <w:r>
+        <w:rPr>
+          <w:lang w:val="ru-RU"/>
+        </w:rPr>
+        <w:t>, географические признаки(</w:t>
+      </w:r>
+      <w:r>
+        <w:rPr>
+          <w:lang w:val="ru-RU"/>
+        </w:rPr>
+        <w:t>страна</w:t>
+      </w:r>
+      <w:r>
+        <w:rPr>
+          <w:lang w:val="ru-RU"/>
+        </w:rPr>
+        <w:t>,</w:t>
+      </w:r>
+      <w:r>
+        <w:rPr>
+          <w:lang w:val="ru-RU"/>
+        </w:rPr>
+        <w:t xml:space="preserve"> </w:t>
+      </w:r>
+      <w:r>
+        <w:rPr>
+          <w:lang w:val="ru-RU"/>
+        </w:rPr>
+        <w:t>штат</w:t>
+      </w:r>
+      <w:r>
+        <w:rPr>
+          <w:lang w:val="ru-RU"/>
+        </w:rPr>
+        <w:t>,</w:t>
+      </w:r>
+      <w:r>
+        <w:rPr>
+          <w:lang w:val="ru-RU"/>
+        </w:rPr>
+        <w:t xml:space="preserve"> </w:t>
+      </w:r>
+      <w:r>
+        <w:rPr>
+          <w:lang w:val="ru-RU"/>
+        </w:rPr>
+        <w:t>долгота</w:t>
+      </w:r>
+      <w:r>
+        <w:rPr>
+          <w:lang w:val="ru-RU"/>
+        </w:rPr>
+        <w:t>,</w:t>
+      </w:r>
+      <w:r>
+        <w:rPr>
+          <w:lang w:val="ru-RU"/>
+        </w:rPr>
+        <w:t xml:space="preserve"> </w:t>
+      </w:r>
+      <w:r>
+        <w:rPr>
+          <w:lang w:val="ru-RU"/>
+        </w:rPr>
+        <w:t>широта</w:t>
+      </w:r>
+      <w:r>
+        <w:rPr>
+          <w:lang w:val="ru-RU"/>
+        </w:rPr>
+        <w:t>,</w:t>
+      </w:r>
+      <w:r>
+        <w:rPr>
+          <w:lang w:val="ru-RU"/>
+        </w:rPr>
+        <w:t xml:space="preserve"> </w:t>
+      </w:r>
+      <w:r>
+        <w:rPr>
+          <w:lang w:val="ru-RU"/>
+        </w:rPr>
+        <w:t>м</w:t>
+      </w:r>
+      <w:r>
+        <w:rPr>
+          <w:lang w:val="ru-RU"/>
+        </w:rPr>
+        <w:t>етод определения координат</w:t>
+      </w:r>
+      <w:r>
+        <w:rPr>
+          <w:lang w:val="ru-RU"/>
+        </w:rPr>
+        <w:t>,</w:t>
+      </w:r>
+      <w:r>
+        <w:rPr>
+          <w:lang w:val="ru-RU"/>
+        </w:rPr>
+        <w:t xml:space="preserve"> </w:t>
+      </w:r>
+      <w:r>
+        <w:rPr>
+          <w:lang w:val="ru-RU"/>
+        </w:rPr>
+        <w:t>т</w:t>
+      </w:r>
+      <w:r>
+        <w:rPr>
+          <w:lang w:val="ru-RU"/>
+        </w:rPr>
+        <w:t>очность указанных координат</w:t>
+      </w:r>
+      <w:r>
+        <w:rPr>
+          <w:lang w:val="ru-RU"/>
+        </w:rPr>
+        <w:t xml:space="preserve">, </w:t>
+      </w:r>
+      <w:r>
+        <w:rPr>
+          <w:lang w:val="ru-RU"/>
+        </w:rPr>
+        <w:t>б</w:t>
+      </w:r>
+      <w:r>
+        <w:rPr>
+          <w:lang w:val="ru-RU"/>
+        </w:rPr>
+        <w:t>олее конкретное описание места находки</w:t>
+      </w:r>
+      <w:r>
+        <w:rPr>
+          <w:lang w:val="ru-RU"/>
+        </w:rPr>
+        <w:t xml:space="preserve">), </w:t>
+      </w:r>
+      <w:r>
+        <w:rPr>
+          <w:lang w:val="ru-RU"/>
+        </w:rPr>
+        <w:t>геологически</w:t>
+      </w:r>
+      <w:r>
+        <w:rPr>
+          <w:lang w:val="ru-RU"/>
+        </w:rPr>
+        <w:t>е</w:t>
+      </w:r>
+      <w:r>
+        <w:rPr>
+          <w:lang w:val="ru-RU"/>
+        </w:rPr>
+        <w:t xml:space="preserve"> признаки</w:t>
+      </w:r>
+      <w:r>
+        <w:rPr>
+          <w:lang w:val="ru-RU"/>
+        </w:rPr>
+        <w:t>(</w:t>
+      </w:r>
+      <w:r>
+        <w:rPr>
+          <w:lang w:val="ru-RU"/>
+        </w:rPr>
+        <w:t>геологическая формация</w:t>
+      </w:r>
+      <w:r>
+        <w:rPr>
+          <w:lang w:val="ru-RU"/>
+        </w:rPr>
+        <w:t xml:space="preserve">, </w:t>
+      </w:r>
+      <w:r>
+        <w:rPr>
+          <w:lang w:val="ru-RU"/>
+        </w:rPr>
+        <w:t>м</w:t>
+      </w:r>
+      <w:r>
+        <w:rPr>
+          <w:lang w:val="ru-RU"/>
+        </w:rPr>
+        <w:t>асштаб или размер формации по стратиграфии</w:t>
+      </w:r>
+      <w:r>
+        <w:rPr>
+          <w:lang w:val="ru-RU"/>
+        </w:rPr>
+        <w:t xml:space="preserve">, </w:t>
+      </w:r>
+      <w:r>
+        <w:rPr>
+          <w:lang w:val="ru-RU"/>
+        </w:rPr>
+        <w:t>о</w:t>
+      </w:r>
+      <w:r>
+        <w:rPr>
+          <w:lang w:val="ru-RU"/>
+        </w:rPr>
+        <w:t>сновной тип породы в формации</w:t>
+      </w:r>
+      <w:r>
+        <w:rPr>
+          <w:lang w:val="ru-RU"/>
+        </w:rPr>
+        <w:t xml:space="preserve">, </w:t>
+      </w:r>
+      <w:r>
+        <w:rPr>
+          <w:lang w:val="ru-RU"/>
+        </w:rPr>
+        <w:t>т</w:t>
+      </w:r>
+      <w:r>
+        <w:rPr>
+          <w:lang w:val="ru-RU"/>
+        </w:rPr>
+        <w:t>ип окружающей среды, в которой жил трилобит</w:t>
+      </w:r>
+      <w:r>
+        <w:rPr>
+          <w:lang w:val="ru-RU"/>
+        </w:rPr>
+        <w:t>),</w:t>
+      </w:r>
+      <w:r>
+        <w:rPr>
+          <w:lang w:val="ru-RU"/>
+        </w:rPr>
+        <w:t xml:space="preserve"> палеонтологически</w:t>
+      </w:r>
+      <w:r>
+        <w:rPr>
+          <w:lang w:val="ru-RU"/>
+        </w:rPr>
+        <w:t>е</w:t>
+      </w:r>
+      <w:r>
+        <w:rPr>
+          <w:lang w:val="ru-RU"/>
+        </w:rPr>
+        <w:t xml:space="preserve"> признаки</w:t>
+      </w:r>
+      <w:r>
+        <w:rPr>
+          <w:lang w:val="ru-RU"/>
+        </w:rPr>
+        <w:t>(</w:t>
+      </w:r>
+      <w:r>
+        <w:rPr>
+          <w:lang w:val="ru-RU"/>
+        </w:rPr>
+        <w:t>с</w:t>
+      </w:r>
+      <w:r>
+        <w:rPr>
+          <w:lang w:val="ru-RU"/>
+        </w:rPr>
+        <w:t>остав находок</w:t>
+      </w:r>
+      <w:r>
+        <w:rPr>
+          <w:lang w:val="ru-RU"/>
+        </w:rPr>
+        <w:t xml:space="preserve">, </w:t>
+      </w:r>
+      <w:r>
+        <w:rPr>
+          <w:lang w:val="ru-RU"/>
+        </w:rPr>
+        <w:t>с</w:t>
+      </w:r>
+      <w:r>
+        <w:rPr>
+          <w:lang w:val="ru-RU"/>
+        </w:rPr>
+        <w:t>пособ фоссилизации трилобита</w:t>
+      </w:r>
+      <w:r>
+        <w:rPr>
+          <w:lang w:val="ru-RU"/>
+        </w:rPr>
+        <w:t xml:space="preserve">, </w:t>
+      </w:r>
+      <w:r>
+        <w:rPr>
+          <w:lang w:val="ru-RU"/>
+        </w:rPr>
+        <w:t>т</w:t>
+      </w:r>
+      <w:r>
+        <w:rPr>
+          <w:lang w:val="ru-RU"/>
+        </w:rPr>
+        <w:t>ип данных, которые можно получить из данной коллекции</w:t>
+      </w:r>
+      <w:r>
+        <w:rPr>
+          <w:lang w:val="ru-RU"/>
+        </w:rPr>
+        <w:t>), о</w:t>
+      </w:r>
+      <w:r>
+        <w:rPr>
+          <w:lang w:val="ru-RU"/>
+        </w:rPr>
+        <w:t>браз жизни трилобита</w:t>
+      </w:r>
+      <w:r>
+        <w:rPr>
+          <w:lang w:val="ru-RU"/>
+        </w:rPr>
+        <w:t>, з</w:t>
+      </w:r>
+      <w:r>
+        <w:rPr>
+          <w:lang w:val="ru-RU"/>
+        </w:rPr>
+        <w:t>рение трилобита</w:t>
+      </w:r>
+      <w:r>
+        <w:rPr>
+          <w:lang w:val="ru-RU"/>
+        </w:rPr>
+        <w:t>, р</w:t>
+      </w:r>
+      <w:r>
+        <w:rPr>
+          <w:lang w:val="ru-RU"/>
+        </w:rPr>
+        <w:t>ацион питания трилобита.</w:t>
+      </w:r>
+      <w:r>
+        <w:rPr>
+          <w:lang w:val="ru-RU"/>
+        </w:rPr>
+        <w:t xml:space="preserve"> Целевая переменная – это </w:t>
+      </w:r>
+      <w:r>
+        <w:rPr>
+          <w:lang w:val="ru-RU"/>
+        </w:rPr>
+        <w:t>м</w:t>
+      </w:r>
+      <w:r>
+        <w:rPr>
+          <w:lang w:val="ru-RU"/>
+        </w:rPr>
+        <w:t>аксимальный возраст окаменелости в миллионах лет</w:t>
+      </w:r>
+      <w:r>
+        <w:rPr>
+          <w:lang w:val="ru-RU"/>
+        </w:rPr>
+        <w:t>.</w:t>
+      </w:r>
+    </w:p>
+    <w:p>
+      <w:pPr>
+        <w:jc w:val="both"/>
+        <w:rPr>
+          <w:rFonts w:ascii="Times New Roman" w:hAnsi="Times New Roman" w:cs="Times New Roman"/>
+          <w:sz w:val="28"/>
+          <w:szCs w:val="28"/>
+        </w:rPr>
+      </w:pPr>
+      <w:r>
+        <w:tab/>
+      </w:r>
+      <w:r>
+        <w:rPr>
+          <w:rFonts w:ascii="Times New Roman" w:hAnsi="Times New Roman" w:cs="Times New Roman"/>
+          <w:sz w:val="28"/>
+          <w:szCs w:val="28"/>
+        </w:rPr>
+        <w:t>О</w:t>
+      </w:r>
+      <w:r>
+        <w:rPr>
+          <w:rFonts w:ascii="Times New Roman" w:hAnsi="Times New Roman" w:cs="Times New Roman"/>
+          <w:sz w:val="28"/>
+          <w:szCs w:val="28"/>
+        </w:rPr>
+        <w:t xml:space="preserve">тчет по признакам, составленный с помощью библиотеки </w:t>
+      </w:r>
+      <w:r>
+        <w:rPr>
+          <w:rFonts w:ascii="Times New Roman" w:hAnsi="Times New Roman" w:cs="Times New Roman"/>
+          <w:sz w:val="28"/>
+          <w:szCs w:val="28"/>
+          <w:lang w:val="en-US"/>
+        </w:rPr>
+        <w:t>Sweetviz</w:t>
+      </w:r>
+      <w:r>
+        <w:rPr>
+          <w:rFonts w:ascii="Times New Roman" w:hAnsi="Times New Roman" w:cs="Times New Roman"/>
+          <w:sz w:val="28"/>
+          <w:szCs w:val="28"/>
+        </w:rPr>
+        <w:t>, находится в</w:t>
+      </w:r>
+      <w:r>
+        <w:rPr>
+          <w:rFonts w:ascii="Times New Roman" w:hAnsi="Times New Roman" w:cs="Times New Roman"/>
+          <w:sz w:val="28"/>
+          <w:szCs w:val="28"/>
+        </w:rPr>
+        <w:t xml:space="preserve"> </w:t>
+      </w:r>
+      <w:hyperlink w:anchor="_Приложение_2._Визуализация" w:history="1">
+        <w:r>
+          <w:rPr>
+            <w:rStyle w:val="ac"/>
+            <w:rFonts w:ascii="Times New Roman" w:hAnsi="Times New Roman" w:cs="Times New Roman"/>
+            <w:color w:val="auto"/>
+            <w:sz w:val="28"/>
+            <w:szCs w:val="28"/>
+          </w:rPr>
+          <w:t>приложение 2</w:t>
+        </w:r>
+      </w:hyperlink>
+      <w:r>
+        <w:rPr>
+          <w:rFonts w:ascii="Times New Roman" w:hAnsi="Times New Roman" w:cs="Times New Roman"/>
+          <w:sz w:val="28"/>
+          <w:szCs w:val="28"/>
+        </w:rPr>
+        <w:t>.</w:t>
+      </w:r>
+    </w:p>
+    <w:p>
+      <w:pPr>
+        <w:pStyle w:val="custom"/>
+        <w:jc w:val="both"/>
+      </w:pPr>
+      <w:r>
+        <w:rPr>
+          <w:lang w:val="ru-RU"/>
+        </w:rPr>
+        <w:tab/>
+      </w:r>
+    </w:p>
+    <w:p>
+      <w:pPr>
+        <w:pStyle w:val="custom"/>
+        <w:jc w:val="center"/>
+        <w:rPr>
+          <w:lang w:val="ru-RU"/>
+        </w:rPr>
+      </w:pPr>
+    </w:p>
+    <w:p>
+      <w:pPr>
+        <w:pStyle w:val="custom"/>
+        <w:jc w:val="center"/>
+      </w:pPr>
+      <w:r>
+        <w:rPr>
+          <w:noProof/>
+          <w:lang w:val="ru-RU"/>
+        </w:rPr>
+        <w:drawing>
+          <wp:inline distT="0" distB="0" distL="0" distR="0" wp14:anchorId="4933ECAF" wp14:editId="5BBDDC77">
+            <wp:extent cx="4002724" cy="2348345"/>
+            <wp:effectExtent l="0" t="0" r="0" b="0"/>
+            <wp:docPr id="502710407" name="Рисунок 6"/>
+            <wp:cNvGraphicFramePr>
+              <a:graphicFrameLocks xmlns:a="http://schemas.openxmlformats.org/drawingml/2006/main" noChangeAspect="1"/>
+            </wp:cNvGraphicFramePr>
+            <a:graphic xmlns:a="http://schemas.openxmlformats.org/drawingml/2006/main">
+              <a:graphicData uri="http://schemas.openxmlformats.org/drawingml/2006/picture">
+                <pic:pic xmlns:pic="http://schemas.openxmlformats.org/drawingml/2006/picture">
+                  <pic:nvPicPr>
+                    <pic:cNvPr id="0" name="Picture 1"/>
+                    <pic:cNvPicPr>
+                      <a:picLocks noChangeAspect="1" noChangeArrowheads="1"/>
+                    </pic:cNvPicPr>
+                  </pic:nvPicPr>
+                  <pic:blipFill>
+                    <a:blip r:embed="rId10">
+                      <a:extLst>
+                        <a:ext uri="{28A0092B-C50C-407E-A947-70E740481C1C}">
+                          <a14:useLocalDpi xmlns:a14="http://schemas.microsoft.com/office/drawing/2010/main" val="0"/>
+                        </a:ext>
+                      </a:extLst>
+                    </a:blip>
+                    <a:srcRect/>
+                    <a:stretch>
+                      <a:fillRect/>
+                    </a:stretch>
+                  </pic:blipFill>
+                  <pic:spPr bwMode="auto">
+                    <a:xfrm>
+                      <a:off x="0" y="0"/>
+                      <a:ext cx="4013440" cy="2354632"/>
+                    </a:xfrm>
+                    <a:prstGeom prst="rect">
+                      <a:avLst/>
+                    </a:prstGeom>
+                    <a:noFill/>
+                    <a:ln>
+                      <a:noFill/>
+                    </a:ln>
+                  </pic:spPr>
+                </pic:pic>
+              </a:graphicData>
+            </a:graphic>
+          </wp:inline>
+        </w:drawing>
+      </w:r>
+    </w:p>
+    <w:p>
+      <w:pPr>
+        <w:pStyle w:val="custom"/>
+        <w:jc w:val="center"/>
+        <w:rPr>
+          <w:lang w:val="ru-RU"/>
+        </w:rPr>
+      </w:pPr>
+      <w:r>
+        <w:rPr>
+          <w:lang w:val="ru-RU"/>
+        </w:rPr>
+        <w:t xml:space="preserve">Рис 1. </w:t>
+      </w:r>
+      <w:r>
+        <w:rPr>
+          <w:lang w:val="ru-RU"/>
+        </w:rPr>
+        <w:t>Останки трилобитов в Китае</w:t>
+      </w:r>
+      <w:r>
+        <w:rPr>
+          <w:lang w:val="ru-RU"/>
+        </w:rPr>
+        <w:t>.</w:t>
+      </w:r>
+    </w:p>
+    <w:p>
+      <w:pPr>
+        <w:pStyle w:val="custom"/>
+        <w:ind w:firstLine="708"/>
+        <w:jc w:val="both"/>
+        <w:rPr>
+          <w:lang w:val="ru-RU"/>
+        </w:rPr>
+      </w:pPr>
+      <w:r>
+        <w:rPr>
+          <w:lang w:val="ru-RU"/>
+        </w:rPr>
+        <w:t>Набор данных о расположение трилобитов</w:t>
+      </w:r>
+      <w:r>
+        <w:rPr>
+          <w:lang w:val="ru-RU"/>
+        </w:rPr>
+        <w:t>(</w:t>
+      </w:r>
+      <w:r>
+        <w:rPr>
+          <w:lang w:val="ru-RU"/>
+        </w:rPr>
+        <w:t>долгота и широта</w:t>
+      </w:r>
+      <w:r>
+        <w:rPr>
+          <w:lang w:val="ru-RU"/>
+        </w:rPr>
+        <w:t>)</w:t>
+      </w:r>
+      <w:r>
+        <w:rPr>
+          <w:lang w:val="ru-RU"/>
+        </w:rPr>
+        <w:t xml:space="preserve"> соответствуют, вот пример</w:t>
+      </w:r>
+      <w:r>
+        <w:rPr>
+          <w:lang w:val="ru-RU"/>
+        </w:rPr>
+        <w:t>:</w:t>
+      </w:r>
+      <w:r>
+        <w:rPr>
+          <w:lang w:val="ru-RU"/>
+        </w:rPr>
+        <w:t xml:space="preserve"> н</w:t>
+      </w:r>
+      <w:r>
+        <w:rPr>
+          <w:lang w:val="ru-RU"/>
+        </w:rPr>
+        <w:t>а юге Китая</w:t>
+      </w:r>
+      <w:r>
+        <w:rPr>
+          <w:lang w:val="ru-RU"/>
+        </w:rPr>
+        <w:t xml:space="preserve"> было найдено</w:t>
+      </w:r>
+      <w:r>
+        <w:rPr>
+          <w:lang w:val="ru-RU"/>
+        </w:rPr>
+        <w:t xml:space="preserve"> большое</w:t>
+      </w:r>
+      <w:r>
+        <w:rPr>
+          <w:lang w:val="ru-RU"/>
+        </w:rPr>
+        <w:t xml:space="preserve"> скопление </w:t>
+      </w:r>
+      <w:r>
+        <w:rPr>
+          <w:lang w:val="ru-RU"/>
+        </w:rPr>
+        <w:t xml:space="preserve">останков </w:t>
+      </w:r>
+      <w:r>
+        <w:rPr>
+          <w:lang w:val="ru-RU"/>
+        </w:rPr>
+        <w:t>трилобитов,</w:t>
+      </w:r>
+      <w:r>
+        <w:rPr>
+          <w:lang w:val="ru-RU"/>
+        </w:rPr>
+        <w:t xml:space="preserve"> которым более 500 миллион лет</w:t>
+      </w:r>
+      <w:r>
+        <w:rPr>
+          <w:lang w:val="ru-RU"/>
+        </w:rPr>
+        <w:t xml:space="preserve"> </w:t>
+      </w:r>
+      <w:hyperlink w:anchor="южный_китай" w:history="1">
+        <w:r>
+          <w:rPr>
+            <w:rStyle w:val="ac"/>
+            <w:color w:val="auto"/>
+            <w:lang w:val="ru-RU"/>
+          </w:rPr>
+          <w:t>[</w:t>
         </w:r>
         <w:r>
           <w:rPr>
             <w:rStyle w:val="ac"/>
-            <w:rFonts w:ascii="Times New Roman" w:hAnsi="Times New Roman" w:cs="Times New Roman"/>
-            <w:sz w:val="28"/>
-            <w:szCs w:val="24"/>
+            <w:color w:val="auto"/>
+            <w:lang w:val="ru-RU"/>
           </w:rPr>
-          <w:t>.</w:t>
+          <w:t>1</w:t>
         </w:r>
-      </w:hyperlink>
-    </w:p>
-    <w:p>
-      <w:pPr>
-        <w:rPr>
-          <w:rFonts w:ascii="Times New Roman" w:eastAsiaTheme="majorEastAsia" w:hAnsi="Times New Roman" w:cstheme="majorBidi"/>
-          <w:sz w:val="32"/>
-          <w:szCs w:val="29"/>
-          <w:u w:val="single"/>
-        </w:rPr>
-      </w:pPr>
-      <w:bookmarkStart w:id="8" w:name="_Toc203941071"/>
-      <w:r>
-        <w:br w:type="page"/>
-      </w:r>
-    </w:p>
-    <w:p>
-      <w:pPr>
-        <w:pStyle w:val="2"/>
-      </w:pPr>
-      <w:bookmarkStart w:id="9" w:name="_Toc204001118"/>
-      <w:r>
-        <w:lastRenderedPageBreak/>
-        <w:t>Раздел 1.2 Разведочный анализ данных</w:t>
-      </w:r>
-      <w:bookmarkEnd w:id="8"/>
-      <w:bookmarkEnd w:id="9"/>
-    </w:p>
-    <w:p>
-      <w:pPr>
-        <w:pStyle w:val="custom"/>
-        <w:rPr>
-          <w:lang w:val="ru-RU"/>
-        </w:rPr>
-      </w:pPr>
-      <w:r>
-        <w:rPr>
-          <w:lang w:val="ru-RU"/>
-        </w:rPr>
-        <w:tab/>
-      </w:r>
-      <w:r>
-        <w:rPr>
-          <w:lang w:val="ru-RU"/>
-        </w:rPr>
-        <w:t>В изучаем</w:t>
-      </w:r>
-      <w:r>
-        <w:rPr>
-          <w:lang w:val="ru-RU"/>
-        </w:rPr>
-        <w:t>ый</w:t>
-      </w:r>
-      <w:r>
-        <w:rPr>
-          <w:lang w:val="ru-RU"/>
-        </w:rPr>
-        <w:t xml:space="preserve"> набор данных </w:t>
-      </w:r>
-      <w:r>
-        <w:rPr>
-          <w:lang w:val="ru-RU"/>
-        </w:rPr>
-        <w:t>состоит из</w:t>
-      </w:r>
-      <w:r>
-        <w:rPr>
-          <w:lang w:val="ru-RU"/>
-        </w:rPr>
-        <w:t xml:space="preserve"> 29 039 образцов трилобитов, </w:t>
-      </w:r>
-      <w:r>
-        <w:rPr>
-          <w:lang w:val="ru-RU"/>
-        </w:rPr>
-        <w:t xml:space="preserve">которым более </w:t>
-      </w:r>
-      <w:r>
-        <w:rPr>
-          <w:lang w:val="ru-RU"/>
-        </w:rPr>
-        <w:t>2</w:t>
-      </w:r>
-      <w:r>
-        <w:rPr>
-          <w:lang w:val="ru-RU"/>
-        </w:rPr>
-        <w:t>5</w:t>
-      </w:r>
-      <w:r>
-        <w:rPr>
-          <w:lang w:val="ru-RU"/>
-        </w:rPr>
-        <w:t xml:space="preserve">0 </w:t>
-      </w:r>
-      <w:r>
-        <w:rPr>
-          <w:lang w:val="ru-RU"/>
-        </w:rPr>
-        <w:t>миллионов лет</w:t>
-      </w:r>
-      <w:r>
-        <w:rPr>
-          <w:lang w:val="ru-RU"/>
-        </w:rPr>
-        <w:t>.</w:t>
-      </w:r>
-      <w:r>
-        <w:rPr>
-          <w:lang w:val="ru-RU"/>
-        </w:rPr>
-        <w:t xml:space="preserve"> </w:t>
-      </w:r>
-      <w:r>
-        <w:rPr>
-          <w:lang w:val="ru-RU"/>
-        </w:rPr>
-        <w:t xml:space="preserve">Состоит из </w:t>
-      </w:r>
-      <w:r>
-        <w:rPr>
-          <w:lang w:val="ru-RU"/>
-        </w:rPr>
-        <w:t>30</w:t>
-      </w:r>
-      <w:r>
-        <w:rPr>
-          <w:lang w:val="ru-RU"/>
-        </w:rPr>
-        <w:t xml:space="preserve"> признаков</w:t>
-      </w:r>
-      <w:r>
-        <w:rPr>
-          <w:lang w:val="ru-RU"/>
-        </w:rPr>
-        <w:t xml:space="preserve">: </w:t>
-      </w:r>
-      <w:r>
-        <w:rPr>
-          <w:lang w:val="ru-RU"/>
-        </w:rPr>
-        <w:t>числовые признаки(</w:t>
-      </w:r>
-      <w:r>
-        <w:t>order</w:t>
-      </w:r>
-      <w:r>
-        <w:rPr>
-          <w:lang w:val="ru-RU"/>
-        </w:rPr>
-        <w:t>_</w:t>
-      </w:r>
-      <w:r>
-        <w:t>num</w:t>
-      </w:r>
-      <w:r>
-        <w:rPr>
-          <w:lang w:val="ru-RU"/>
-        </w:rPr>
-        <w:t>,</w:t>
-      </w:r>
-      <w:r>
-        <w:rPr>
-          <w:lang w:val="ru-RU"/>
-        </w:rPr>
-        <w:t xml:space="preserve"> </w:t>
-      </w:r>
-      <w:r>
-        <w:t>family</w:t>
-      </w:r>
-      <w:r>
-        <w:rPr>
-          <w:lang w:val="ru-RU"/>
-        </w:rPr>
-        <w:t>_</w:t>
-      </w:r>
-      <w:r>
-        <w:t>num</w:t>
-      </w:r>
-      <w:r>
-        <w:rPr>
-          <w:lang w:val="ru-RU"/>
-        </w:rPr>
-        <w:t>,</w:t>
-      </w:r>
-      <w:r>
-        <w:rPr>
-          <w:lang w:val="ru-RU"/>
-        </w:rPr>
-        <w:t xml:space="preserve"> </w:t>
-      </w:r>
-      <w:r>
-        <w:t>genus</w:t>
-      </w:r>
-      <w:r>
-        <w:rPr>
-          <w:lang w:val="ru-RU"/>
-        </w:rPr>
-        <w:t>_</w:t>
-      </w:r>
-      <w:r>
-        <w:t>num</w:t>
-      </w:r>
-      <w:r>
-        <w:rPr>
-          <w:lang w:val="ru-RU"/>
-        </w:rPr>
-        <w:t xml:space="preserve">), </w:t>
-      </w:r>
-      <w:r>
-        <w:rPr>
-          <w:lang w:val="ru-RU"/>
-        </w:rPr>
-        <w:t>таксономические категории</w:t>
-      </w:r>
-      <w:r>
-        <w:rPr>
-          <w:lang w:val="ru-RU"/>
-        </w:rPr>
-        <w:t>(</w:t>
-      </w:r>
-      <w:r>
-        <w:t>order</w:t>
-      </w:r>
-      <w:r>
-        <w:rPr>
-          <w:lang w:val="ru-RU"/>
-        </w:rPr>
-        <w:t xml:space="preserve">, </w:t>
-      </w:r>
-      <w:r>
-        <w:t>family</w:t>
-      </w:r>
-      <w:r>
-        <w:rPr>
-          <w:lang w:val="ru-RU"/>
-        </w:rPr>
-        <w:t xml:space="preserve">, </w:t>
-      </w:r>
-      <w:r>
-        <w:t>genus</w:t>
-      </w:r>
-      <w:r>
-        <w:rPr>
-          <w:lang w:val="ru-RU"/>
-        </w:rPr>
-        <w:t>,</w:t>
-      </w:r>
-      <w:r>
-        <w:rPr>
-          <w:lang w:val="ru-RU"/>
-        </w:rPr>
-        <w:t xml:space="preserve"> </w:t>
-      </w:r>
-      <w:r>
-        <w:t>species</w:t>
-      </w:r>
-      <w:r>
-        <w:rPr>
-          <w:lang w:val="ru-RU"/>
-        </w:rPr>
-        <w:t>), временные признаки(</w:t>
-      </w:r>
-      <w:r>
-        <w:rPr>
-          <w:lang w:val="ru-RU"/>
-        </w:rPr>
-        <w:t>max_age_mya</w:t>
-      </w:r>
-      <w:r>
-        <w:rPr>
-          <w:lang w:val="ru-RU"/>
-        </w:rPr>
-        <w:t xml:space="preserve">, </w:t>
-      </w:r>
-      <w:r>
-        <w:rPr>
-          <w:lang w:val="ru-RU"/>
-        </w:rPr>
-        <w:t>m</w:t>
-      </w:r>
-      <w:r>
-        <w:t>in</w:t>
-      </w:r>
-      <w:r>
-        <w:rPr>
-          <w:lang w:val="ru-RU"/>
-        </w:rPr>
-        <w:t xml:space="preserve">_age_mya, </w:t>
-      </w:r>
-      <w:r>
-        <w:t>time</w:t>
-      </w:r>
-      <w:r>
-        <w:rPr>
-          <w:lang w:val="ru-RU"/>
-        </w:rPr>
-        <w:t>_</w:t>
-      </w:r>
-      <w:r>
-        <w:t>period</w:t>
-      </w:r>
-      <w:r>
-        <w:rPr>
-          <w:lang w:val="ru-RU"/>
-        </w:rPr>
-        <w:t>,</w:t>
-      </w:r>
-      <w:r>
-        <w:rPr>
-          <w:lang w:val="ru-RU"/>
-        </w:rPr>
-        <w:t xml:space="preserve"> </w:t>
-      </w:r>
-      <w:r>
-        <w:t>early</w:t>
-      </w:r>
-      <w:r>
-        <w:rPr>
-          <w:lang w:val="ru-RU"/>
-        </w:rPr>
-        <w:t>_</w:t>
-      </w:r>
-      <w:r>
-        <w:t>interval</w:t>
-      </w:r>
-      <w:r>
-        <w:rPr>
-          <w:lang w:val="ru-RU"/>
-        </w:rPr>
-        <w:t>,</w:t>
-      </w:r>
-      <w:r>
-        <w:rPr>
-          <w:lang w:val="ru-RU"/>
-        </w:rPr>
-        <w:t xml:space="preserve"> </w:t>
-      </w:r>
-      <w:r>
-        <w:t>late</w:t>
-      </w:r>
-      <w:r>
-        <w:rPr>
-          <w:lang w:val="ru-RU"/>
-        </w:rPr>
-        <w:t>_</w:t>
-      </w:r>
-      <w:r>
-        <w:t>interval</w:t>
-      </w:r>
-      <w:r>
-        <w:rPr>
-          <w:lang w:val="ru-RU"/>
-        </w:rPr>
-        <w:t>)</w:t>
-      </w:r>
-      <w:r>
-        <w:rPr>
-          <w:lang w:val="ru-RU"/>
-        </w:rPr>
-        <w:t>, географические признаки(</w:t>
-      </w:r>
-      <w:r>
-        <w:t>country</w:t>
-      </w:r>
-      <w:r>
-        <w:rPr>
-          <w:lang w:val="ru-RU"/>
-        </w:rPr>
-        <w:t>,</w:t>
-      </w:r>
-      <w:r>
-        <w:rPr>
-          <w:lang w:val="ru-RU"/>
-        </w:rPr>
-        <w:t xml:space="preserve"> </w:t>
-      </w:r>
-      <w:r>
-        <w:t>state</w:t>
-      </w:r>
-      <w:r>
-        <w:rPr>
-          <w:lang w:val="ru-RU"/>
-        </w:rPr>
-        <w:t>,</w:t>
-      </w:r>
-      <w:r>
-        <w:rPr>
-          <w:lang w:val="ru-RU"/>
-        </w:rPr>
-        <w:t xml:space="preserve"> </w:t>
-      </w:r>
-      <w:r>
-        <w:t>longitude</w:t>
-      </w:r>
-      <w:r>
-        <w:rPr>
-          <w:lang w:val="ru-RU"/>
-        </w:rPr>
-        <w:t>,</w:t>
-      </w:r>
-      <w:r>
-        <w:rPr>
-          <w:lang w:val="ru-RU"/>
-        </w:rPr>
-        <w:t xml:space="preserve"> </w:t>
-      </w:r>
-      <w:r>
-        <w:t>latitude</w:t>
-      </w:r>
-      <w:r>
-        <w:rPr>
-          <w:lang w:val="ru-RU"/>
-        </w:rPr>
-        <w:t>,</w:t>
-      </w:r>
-      <w:r>
-        <w:rPr>
-          <w:lang w:val="ru-RU"/>
-        </w:rPr>
-        <w:t xml:space="preserve"> </w:t>
-      </w:r>
-      <w:r>
-        <w:t>latlng</w:t>
-      </w:r>
-      <w:r>
-        <w:rPr>
-          <w:lang w:val="ru-RU"/>
-        </w:rPr>
-        <w:t>_</w:t>
-      </w:r>
-      <w:r>
-        <w:t>basis</w:t>
-      </w:r>
-      <w:r>
-        <w:rPr>
-          <w:lang w:val="ru-RU"/>
-        </w:rPr>
-        <w:t>,</w:t>
-      </w:r>
-      <w:r>
-        <w:rPr>
-          <w:lang w:val="ru-RU"/>
-        </w:rPr>
-        <w:t xml:space="preserve"> </w:t>
-      </w:r>
-      <w:r>
-        <w:t>latlng</w:t>
-      </w:r>
-      <w:r>
-        <w:rPr>
-          <w:lang w:val="ru-RU"/>
-        </w:rPr>
-        <w:t>_</w:t>
-      </w:r>
-      <w:r>
-        <w:t>precision</w:t>
-      </w:r>
-      <w:r>
-        <w:rPr>
-          <w:lang w:val="ru-RU"/>
-        </w:rPr>
-        <w:t xml:space="preserve">), </w:t>
-      </w:r>
-      <w:r>
-        <w:rPr>
-          <w:lang w:val="ru-RU"/>
-        </w:rPr>
-        <w:t>геологические признаки</w:t>
-      </w:r>
-      <w:r>
-        <w:rPr>
-          <w:lang w:val="ru-RU"/>
-        </w:rPr>
-        <w:t>(</w:t>
-      </w:r>
-      <w:r>
-        <w:t>formation</w:t>
-      </w:r>
-      <w:r>
-        <w:rPr>
-          <w:lang w:val="ru-RU"/>
-        </w:rPr>
-        <w:t xml:space="preserve">, </w:t>
-      </w:r>
-      <w:r>
-        <w:t>stratigraphy</w:t>
-      </w:r>
-      <w:r>
-        <w:rPr>
-          <w:lang w:val="ru-RU"/>
-        </w:rPr>
-        <w:t>_</w:t>
-      </w:r>
-      <w:r>
-        <w:t>scale</w:t>
-      </w:r>
-      <w:r>
-        <w:rPr>
-          <w:lang w:val="ru-RU"/>
-        </w:rPr>
-        <w:t xml:space="preserve">, </w:t>
-      </w:r>
-      <w:r>
-        <w:t>lithology</w:t>
-      </w:r>
-      <w:r>
-        <w:rPr>
-          <w:lang w:val="ru-RU"/>
-        </w:rPr>
-        <w:t xml:space="preserve">, </w:t>
-      </w:r>
-      <w:r>
-        <w:t>environment</w:t>
-      </w:r>
-      <w:r>
-        <w:rPr>
-          <w:lang w:val="ru-RU"/>
-        </w:rPr>
-        <w:t>),</w:t>
-      </w:r>
-    </w:p>
-    <w:p>
-      <w:pPr>
-        <w:pStyle w:val="custom"/>
-        <w:rPr>
-          <w:lang w:val="ru-RU"/>
-        </w:rPr>
-      </w:pPr>
-      <w:r>
-        <w:rPr>
-          <w:lang w:val="ru-RU"/>
-        </w:rPr>
-        <w:t>Scientific name — Научное название (род и вид трилобита). Formation — Геологическая формация, в которой найден трилобит (например, «бургесский сланец»). Stratigraphy_scale — Масштаб или размер формации по стратиграфии. Lithology — Основной тип породы в формации. Environment — Тип окружающей среды, в которой жил трилобит. assembly_composition — Состав находок — какие другие окаменелости были обнаружены вместе. preservation_mode — Способ фоссилизации трилобита. collection_name — Более конкретное описание места находки. collection_type — Тип данных, которые можно получить из данной коллекции. life_habit — Образ жизни трилобита. vision — Зрение трилобита (например, некоторые рода, как Cryptolithus, были слепыми). diet — Рацион питания трилобита.</w:t>
-      </w:r>
-    </w:p>
-    <w:p>
-      <w:pPr>
-        <w:pStyle w:val="custom"/>
-        <w:ind w:firstLine="708"/>
-        <w:rPr>
-          <w:lang w:val="ru-RU"/>
-        </w:rPr>
-      </w:pPr>
-      <w:r>
-        <w:rPr>
-          <w:lang w:val="ru-RU"/>
-        </w:rPr>
-        <w:t xml:space="preserve">На юге Китая большое кол-во останков </w:t>
-      </w:r>
-      <w:r>
-        <w:rPr>
-          <w:lang w:val="ru-RU"/>
-        </w:rPr>
-        <w:t>трилобитов,</w:t>
-      </w:r>
-      <w:r>
-        <w:rPr>
-          <w:lang w:val="ru-RU"/>
-        </w:rPr>
-        <w:t xml:space="preserve"> которым более 500 миллион лет </w:t>
-      </w:r>
-      <w:hyperlink r:id="rId10" w:history="1">
         <w:r>
           <w:rPr>
             <w:rStyle w:val="ac"/>
+            <w:color w:val="auto"/>
             <w:lang w:val="ru-RU"/>
           </w:rPr>
-          <w:t>(Статья)</w:t>
+          <w:t>]</w:t>
         </w:r>
       </w:hyperlink>
       <w:r>
@@ -5207,30 +5911,78 @@
         </w:rPr>
         <w:t>.</w:t>
       </w:r>
+      <w:r>
+        <w:rPr>
+          <w:lang w:val="ru-RU"/>
+        </w:rPr>
+        <w:t xml:space="preserve"> </w:t>
+      </w:r>
+      <w:r>
+        <w:rPr>
+          <w:lang w:val="ru-RU"/>
+        </w:rPr>
+        <w:t xml:space="preserve">Так же соответствуют </w:t>
+      </w:r>
+      <w:r>
+        <w:rPr>
+          <w:lang w:val="ru-RU"/>
+        </w:rPr>
+        <w:t>таксономи</w:t>
+      </w:r>
+      <w:r>
+        <w:rPr>
+          <w:lang w:val="ru-RU"/>
+        </w:rPr>
+        <w:t>ческие данные(отряд, семейство</w:t>
+      </w:r>
+      <w:r>
+        <w:rPr>
+          <w:lang w:val="ru-RU"/>
+        </w:rPr>
+        <w:t>, род и вид</w:t>
+      </w:r>
+      <w:r>
+        <w:rPr>
+          <w:lang w:val="ru-RU"/>
+        </w:rPr>
+        <w:t>)</w:t>
+      </w:r>
+      <w:r>
+        <w:rPr>
+          <w:lang w:val="ru-RU"/>
+        </w:rPr>
+        <w:t xml:space="preserve"> </w:t>
+      </w:r>
+      <w:hyperlink w:anchor="таксономия" w:history="1">
+        <w:r>
+          <w:rPr>
+            <w:rStyle w:val="ac"/>
+            <w:color w:val="auto"/>
+            <w:lang w:val="ru-RU"/>
+          </w:rPr>
+          <w:t>[2]</w:t>
+        </w:r>
+      </w:hyperlink>
+      <w:r>
+        <w:rPr>
+          <w:lang w:val="ru-RU"/>
+        </w:rPr>
+        <w:t>.</w:t>
+      </w:r>
+      <w:bookmarkStart w:id="10" w:name="_Toc203941072"/>
+      <w:r>
+        <w:br w:type="page"/>
+      </w:r>
     </w:p>
     <w:p>
       <w:pPr>
-        <w:rPr>
-          <w:rFonts w:ascii="Times New Roman" w:eastAsiaTheme="majorEastAsia" w:hAnsi="Times New Roman" w:cstheme="majorBidi"/>
-          <w:sz w:val="32"/>
-          <w:szCs w:val="29"/>
-          <w:u w:val="single"/>
-        </w:rPr>
-      </w:pPr>
-      <w:bookmarkStart w:id="10" w:name="_Toc203941072"/>
-      <w:r>
-        <w:br w:type="page"/>
-      </w:r>
-    </w:p>
-    <w:p>
-      <w:pPr>
         <w:pStyle w:val="2"/>
         <w:rPr>
           <w:sz w:val="28"/>
           <w:szCs w:val="24"/>
         </w:rPr>
       </w:pPr>
-      <w:bookmarkStart w:id="11" w:name="_Toc204001119"/>
+      <w:bookmarkStart w:id="11" w:name="_Toc204280072"/>
       <w:r>
         <w:lastRenderedPageBreak/>
         <w:t>Раздел 1.3 Работа с признаками</w:t>
@@ -5260,7 +6012,7 @@
         <w:pStyle w:val="1"/>
       </w:pPr>
       <w:bookmarkStart w:id="12" w:name="_Toc203941073"/>
-      <w:bookmarkStart w:id="13" w:name="_Toc204001120"/>
+      <w:bookmarkStart w:id="13" w:name="_Toc204280073"/>
       <w:r>
         <w:lastRenderedPageBreak/>
         <w:t xml:space="preserve">Глава 2. Алгоритм </w:t>
@@ -5278,7 +6030,7 @@
       <w:pPr>
         <w:pStyle w:val="2"/>
       </w:pPr>
-      <w:bookmarkStart w:id="14" w:name="_Toc204001121"/>
+      <w:bookmarkStart w:id="14" w:name="_Toc204280074"/>
       <w:r>
         <w:t xml:space="preserve">Раздел 2.1 Описание алгоритма </w:t>
       </w:r>
@@ -5296,15 +6048,46 @@
           <w:rFonts w:ascii="Times New Roman" w:hAnsi="Times New Roman" w:cs="Times New Roman"/>
           <w:sz w:val="28"/>
           <w:szCs w:val="24"/>
+          <w:lang w:val="en-US"/>
         </w:rPr>
       </w:pPr>
     </w:p>
     <w:p>
       <w:pPr>
+        <w:rPr>
+          <w:rFonts w:ascii="Times New Roman" w:hAnsi="Times New Roman" w:cs="Times New Roman"/>
+          <w:sz w:val="28"/>
+          <w:szCs w:val="24"/>
+          <w:lang w:val="en-US"/>
+        </w:rPr>
+      </w:pPr>
+    </w:p>
+    <w:p>
+      <w:pPr>
+        <w:rPr>
+          <w:rFonts w:ascii="Times New Roman" w:hAnsi="Times New Roman" w:cs="Times New Roman"/>
+          <w:sz w:val="28"/>
+          <w:szCs w:val="24"/>
+          <w:lang w:val="en-US"/>
+        </w:rPr>
+      </w:pPr>
+      <w:r>
+        <w:rPr>
+          <w:rFonts w:ascii="Times New Roman" w:hAnsi="Times New Roman" w:cs="Times New Roman"/>
+          <w:sz w:val="28"/>
+          <w:szCs w:val="24"/>
+          <w:lang w:val="en-US"/>
+        </w:rPr>
+        <w:br w:type="page"/>
+      </w:r>
+    </w:p>
+    <w:p>
+      <w:pPr>
         <w:pStyle w:val="2"/>
       </w:pPr>
-      <w:bookmarkStart w:id="15" w:name="_Toc204001122"/>
-      <w:r>
+      <w:bookmarkStart w:id="15" w:name="_Toc204280075"/>
+      <w:r>
+        <w:lastRenderedPageBreak/>
         <w:t>Раздел 2.2 Обучение модели</w:t>
       </w:r>
       <w:r>
@@ -5321,17 +6104,33 @@
     <w:p>
       <w:pPr>
         <w:pStyle w:val="custom"/>
-        <w:rPr>
-          <w:lang w:val="ru-RU"/>
-        </w:rPr>
       </w:pPr>
     </w:p>
     <w:p>
       <w:pPr>
+        <w:pStyle w:val="custom"/>
+      </w:pPr>
+    </w:p>
+    <w:p>
+      <w:pPr>
+        <w:rPr>
+          <w:rFonts w:ascii="Times New Roman" w:hAnsi="Times New Roman" w:cs="Times New Roman"/>
+          <w:sz w:val="28"/>
+          <w:szCs w:val="24"/>
+          <w:lang w:val="en-US"/>
+        </w:rPr>
+      </w:pPr>
+      <w:r>
+        <w:br w:type="page"/>
+      </w:r>
+    </w:p>
+    <w:p>
+      <w:pPr>
         <w:pStyle w:val="2"/>
       </w:pPr>
-      <w:bookmarkStart w:id="16" w:name="_Toc204001123"/>
-      <w:r>
+      <w:bookmarkStart w:id="16" w:name="_Toc204280076"/>
+      <w:r>
+        <w:lastRenderedPageBreak/>
         <w:t>Раздел 2.3 Интерпретация модели</w:t>
       </w:r>
       <w:bookmarkEnd w:id="16"/>
@@ -5358,7 +6157,7 @@
         </w:rPr>
       </w:pPr>
       <w:bookmarkStart w:id="17" w:name="_Toc203941074"/>
-      <w:bookmarkStart w:id="18" w:name="_Toc204001124"/>
+      <w:bookmarkStart w:id="18" w:name="_Toc204280077"/>
       <w:r>
         <w:lastRenderedPageBreak/>
         <w:t>Глава 3. Оценка результатов и их публикация</w:t>
@@ -5370,7 +6169,7 @@
       <w:pPr>
         <w:pStyle w:val="2"/>
       </w:pPr>
-      <w:bookmarkStart w:id="19" w:name="_Toc204001125"/>
+      <w:bookmarkStart w:id="19" w:name="_Toc204280078"/>
       <w:r>
         <w:t>Раздел 3.1 Теория построения дашбор</w:t>
       </w:r>
@@ -5382,15 +6181,46 @@
           <w:rFonts w:ascii="Times New Roman" w:hAnsi="Times New Roman" w:cs="Times New Roman"/>
           <w:sz w:val="28"/>
           <w:szCs w:val="24"/>
+          <w:lang w:val="en-US"/>
         </w:rPr>
       </w:pPr>
     </w:p>
     <w:p>
       <w:pPr>
+        <w:rPr>
+          <w:rFonts w:ascii="Times New Roman" w:hAnsi="Times New Roman" w:cs="Times New Roman"/>
+          <w:sz w:val="28"/>
+          <w:szCs w:val="24"/>
+          <w:lang w:val="en-US"/>
+        </w:rPr>
+      </w:pPr>
+    </w:p>
+    <w:p>
+      <w:pPr>
+        <w:rPr>
+          <w:rFonts w:ascii="Times New Roman" w:hAnsi="Times New Roman" w:cs="Times New Roman"/>
+          <w:sz w:val="28"/>
+          <w:szCs w:val="24"/>
+          <w:lang w:val="en-US"/>
+        </w:rPr>
+      </w:pPr>
+      <w:r>
+        <w:rPr>
+          <w:rFonts w:ascii="Times New Roman" w:hAnsi="Times New Roman" w:cs="Times New Roman"/>
+          <w:sz w:val="28"/>
+          <w:szCs w:val="24"/>
+          <w:lang w:val="en-US"/>
+        </w:rPr>
+        <w:br w:type="page"/>
+      </w:r>
+    </w:p>
+    <w:p>
+      <w:pPr>
         <w:pStyle w:val="2"/>
       </w:pPr>
-      <w:bookmarkStart w:id="20" w:name="_Toc204001126"/>
-      <w:r>
+      <w:bookmarkStart w:id="20" w:name="_Toc204280079"/>
+      <w:r>
+        <w:lastRenderedPageBreak/>
         <w:t>Раздел 3.2 Реализация дашборда средствами streamlit</w:t>
       </w:r>
       <w:bookmarkEnd w:id="20"/>
@@ -5401,23 +6231,33 @@
           <w:rFonts w:ascii="Times New Roman" w:hAnsi="Times New Roman" w:cs="Times New Roman"/>
           <w:sz w:val="28"/>
           <w:szCs w:val="24"/>
-        </w:rPr>
-      </w:pPr>
-      <w:r>
-        <w:rPr>
-          <w:rFonts w:ascii="Times New Roman" w:hAnsi="Times New Roman" w:cs="Times New Roman"/>
-          <w:sz w:val="28"/>
-          <w:szCs w:val="24"/>
-        </w:rPr>
-        <w:br w:type="page"/>
-      </w:r>
+          <w:lang w:val="en-US"/>
+        </w:rPr>
+      </w:pPr>
     </w:p>
     <w:p>
       <w:pPr>
+        <w:rPr>
+          <w:rFonts w:ascii="Times New Roman" w:hAnsi="Times New Roman" w:cs="Times New Roman"/>
+          <w:sz w:val="28"/>
+          <w:szCs w:val="24"/>
+        </w:rPr>
+      </w:pPr>
+      <w:r>
+        <w:rPr>
+          <w:rFonts w:ascii="Times New Roman" w:hAnsi="Times New Roman" w:cs="Times New Roman"/>
+          <w:sz w:val="28"/>
+          <w:szCs w:val="24"/>
+        </w:rPr>
+        <w:br w:type="page"/>
+      </w:r>
+    </w:p>
+    <w:p>
+      <w:pPr>
         <w:pStyle w:val="1"/>
       </w:pPr>
       <w:bookmarkStart w:id="21" w:name="_Toc203941075"/>
-      <w:bookmarkStart w:id="22" w:name="_Toc204001127"/>
+      <w:bookmarkStart w:id="22" w:name="_Toc204280080"/>
       <w:r>
         <w:lastRenderedPageBreak/>
         <w:t>Выводы</w:t>
@@ -5447,7 +6287,7 @@
         <w:pStyle w:val="1"/>
       </w:pPr>
       <w:bookmarkStart w:id="23" w:name="_Toc203941076"/>
-      <w:bookmarkStart w:id="24" w:name="_Toc204001128"/>
+      <w:bookmarkStart w:id="24" w:name="_Toc204280081"/>
       <w:r>
         <w:lastRenderedPageBreak/>
         <w:t>Список использованных источников</w:t>
@@ -5457,8 +6297,871 @@
     </w:p>
     <w:p>
       <w:pPr>
-        <w:rPr>
-          <w:rFonts w:ascii="Times New Roman" w:hAnsi="Times New Roman" w:cs="Times New Roman"/>
+        <w:pStyle w:val="a7"/>
+        <w:numPr>
+          <w:ilvl w:val="0"/>
+          <w:numId w:val="4"/>
+        </w:numPr>
+        <w:jc w:val="both"/>
+        <w:rPr>
+          <w:rFonts w:ascii="Times New Roman" w:hAnsi="Times New Roman" w:cs="Times New Roman"/>
+          <w:b/>
+          <w:bCs/>
+          <w:sz w:val="28"/>
+          <w:szCs w:val="24"/>
+          <w:lang w:val="en-US"/>
+        </w:rPr>
+      </w:pPr>
+      <w:bookmarkStart w:id="25" w:name="южный_китай"/>
+      <w:r>
+        <w:rPr>
+          <w:rFonts w:ascii="Times New Roman" w:hAnsi="Times New Roman" w:cs="Times New Roman"/>
+          <w:sz w:val="28"/>
+          <w:szCs w:val="24"/>
+        </w:rPr>
+        <w:t>[1]</w:t>
+      </w:r>
+      <w:r>
+        <w:rPr>
+          <w:rFonts w:ascii="Times New Roman" w:hAnsi="Times New Roman" w:cs="Times New Roman"/>
+          <w:sz w:val="28"/>
+          <w:szCs w:val="24"/>
+        </w:rPr>
+        <w:t xml:space="preserve"> </w:t>
+      </w:r>
+      <w:bookmarkEnd w:id="25"/>
+      <w:r>
+        <w:rPr>
+          <w:rFonts w:ascii="Times New Roman" w:hAnsi="Times New Roman" w:cs="Times New Roman"/>
+          <w:b/>
+          <w:bCs/>
+          <w:sz w:val="30"/>
+          <w:szCs w:val="30"/>
+        </w:rPr>
+        <w:t>Дунцзин Фу, Гуанхуэй Тонг, Тао Дай, Вэй Лю, Юнин Ян, Юань Чжан, Линьхао Цуй, Лоян Ли, Хао Юнь, Юй Ву, Ао Сун, Цун Лю, Вэньруй Пей, Роберт Р. Гейнс, Синлян Чжан</w:t>
+      </w:r>
+      <w:r>
+        <w:rPr>
+          <w:rFonts w:ascii="Times New Roman" w:hAnsi="Times New Roman" w:cs="Times New Roman"/>
+          <w:b/>
+          <w:bCs/>
+          <w:sz w:val="30"/>
+          <w:szCs w:val="30"/>
+        </w:rPr>
+        <w:t xml:space="preserve">. </w:t>
+      </w:r>
+      <w:r>
+        <w:rPr>
+          <w:rFonts w:ascii="Times New Roman" w:hAnsi="Times New Roman" w:cs="Times New Roman"/>
+          <w:b/>
+          <w:bCs/>
+          <w:sz w:val="30"/>
+          <w:szCs w:val="30"/>
+        </w:rPr>
+        <w:t>Биота Цинцзян — ископаемое лагерштетте типа сланца Бёрджесс из раннего кембрия Южного Китая</w:t>
+      </w:r>
+      <w:r>
+        <w:rPr>
+          <w:rFonts w:ascii="Times New Roman" w:hAnsi="Times New Roman" w:cs="Times New Roman"/>
+          <w:b/>
+          <w:bCs/>
+          <w:sz w:val="30"/>
+          <w:szCs w:val="30"/>
+        </w:rPr>
+        <w:t>.</w:t>
+      </w:r>
+      <w:r>
+        <w:rPr>
+          <w:rFonts w:ascii="Times New Roman" w:hAnsi="Times New Roman" w:cs="Times New Roman"/>
+          <w:b/>
+          <w:bCs/>
+          <w:sz w:val="30"/>
+          <w:szCs w:val="30"/>
+        </w:rPr>
+        <w:t xml:space="preserve"> </w:t>
+      </w:r>
+      <w:r>
+        <w:rPr>
+          <w:rFonts w:ascii="Times New Roman" w:hAnsi="Times New Roman" w:cs="Times New Roman"/>
+          <w:sz w:val="28"/>
+          <w:szCs w:val="28"/>
+        </w:rPr>
+        <w:t>—</w:t>
+      </w:r>
+      <w:r>
+        <w:rPr>
+          <w:rFonts w:ascii="Times New Roman" w:hAnsi="Times New Roman" w:cs="Times New Roman"/>
+          <w:sz w:val="28"/>
+          <w:szCs w:val="28"/>
+        </w:rPr>
+        <w:t xml:space="preserve"> 2019. </w:t>
+      </w:r>
+      <w:r>
+        <w:rPr>
+          <w:rFonts w:ascii="Times New Roman" w:hAnsi="Times New Roman" w:cs="Times New Roman"/>
+          <w:sz w:val="28"/>
+          <w:szCs w:val="28"/>
+        </w:rPr>
+        <w:t>—</w:t>
+      </w:r>
+      <w:r>
+        <w:rPr>
+          <w:rFonts w:ascii="Times New Roman" w:hAnsi="Times New Roman" w:cs="Times New Roman"/>
+          <w:sz w:val="28"/>
+          <w:szCs w:val="28"/>
+        </w:rPr>
+        <w:t xml:space="preserve"> № 363/6433. </w:t>
+      </w:r>
+      <w:r>
+        <w:rPr>
+          <w:rFonts w:ascii="Times New Roman" w:hAnsi="Times New Roman" w:cs="Times New Roman"/>
+          <w:sz w:val="28"/>
+          <w:szCs w:val="28"/>
+        </w:rPr>
+        <w:t>—</w:t>
+      </w:r>
+      <w:r>
+        <w:rPr>
+          <w:rFonts w:ascii="Times New Roman" w:hAnsi="Times New Roman" w:cs="Times New Roman"/>
+          <w:sz w:val="28"/>
+          <w:szCs w:val="28"/>
+        </w:rPr>
+        <w:t xml:space="preserve"> </w:t>
+      </w:r>
+      <w:r>
+        <w:rPr>
+          <w:rFonts w:ascii="Times New Roman" w:hAnsi="Times New Roman" w:cs="Times New Roman"/>
+          <w:sz w:val="28"/>
+          <w:szCs w:val="28"/>
+        </w:rPr>
+        <w:t>С.</w:t>
+      </w:r>
+      <w:r>
+        <w:rPr>
+          <w:rFonts w:ascii="Times New Roman" w:hAnsi="Times New Roman" w:cs="Times New Roman"/>
+          <w:sz w:val="28"/>
+          <w:szCs w:val="28"/>
+        </w:rPr>
+        <w:t xml:space="preserve"> 1338-1342.</w:t>
+      </w:r>
+      <w:r>
+        <w:rPr>
+          <w:rFonts w:ascii="Times New Roman" w:hAnsi="Times New Roman" w:cs="Times New Roman"/>
+          <w:sz w:val="28"/>
+          <w:szCs w:val="28"/>
+        </w:rPr>
+        <w:t xml:space="preserve"> </w:t>
+      </w:r>
+      <w:r>
+        <w:rPr>
+          <w:rFonts w:ascii="Times New Roman" w:hAnsi="Times New Roman" w:cs="Times New Roman"/>
+          <w:sz w:val="28"/>
+          <w:szCs w:val="28"/>
+          <w:lang w:val="en-US"/>
+        </w:rPr>
+        <w:t>URL</w:t>
+      </w:r>
+      <w:r>
+        <w:rPr>
+          <w:rFonts w:ascii="Times New Roman" w:hAnsi="Times New Roman" w:cs="Times New Roman"/>
+          <w:sz w:val="28"/>
+          <w:szCs w:val="28"/>
+          <w:lang w:val="en-US"/>
+        </w:rPr>
+        <w:t xml:space="preserve">: </w:t>
+      </w:r>
+      <w:r>
+        <w:rPr>
+          <w:rFonts w:ascii="Times New Roman" w:hAnsi="Times New Roman" w:cs="Times New Roman"/>
+          <w:sz w:val="28"/>
+          <w:szCs w:val="28"/>
+          <w:lang w:val="en-US"/>
+        </w:rPr>
+        <w:t>https://www.researchgate.net/publication/331948449_The_Qingjiang_biota-A_Burgess_Shale-type_fossil_Lagerstatte_from_the_early_Cambrian_of_South_China</w:t>
+      </w:r>
+    </w:p>
+    <w:p>
+      <w:pPr>
+        <w:pStyle w:val="a7"/>
+        <w:numPr>
+          <w:ilvl w:val="0"/>
+          <w:numId w:val="4"/>
+        </w:numPr>
+        <w:spacing w:after="200" w:line="276" w:lineRule="auto"/>
+        <w:jc w:val="both"/>
+        <w:rPr>
+          <w:rFonts w:ascii="Times New Roman" w:hAnsi="Times New Roman" w:cs="Times New Roman"/>
+          <w:sz w:val="28"/>
+          <w:szCs w:val="32"/>
+          <w:lang w:val="en-US"/>
+        </w:rPr>
+      </w:pPr>
+      <w:bookmarkStart w:id="26" w:name="таксономия"/>
+      <w:r>
+        <w:rPr>
+          <w:rFonts w:ascii="Times New Roman" w:hAnsi="Times New Roman" w:cs="Times New Roman"/>
+          <w:sz w:val="28"/>
+          <w:szCs w:val="32"/>
+        </w:rPr>
+        <w:t xml:space="preserve">[2] </w:t>
+      </w:r>
+      <w:bookmarkEnd w:id="26"/>
+      <w:r>
+        <w:rPr>
+          <w:rFonts w:ascii="Times New Roman" w:hAnsi="Times New Roman" w:cs="Times New Roman"/>
+          <w:b/>
+          <w:bCs/>
+          <w:sz w:val="30"/>
+          <w:szCs w:val="30"/>
+        </w:rPr>
+        <w:t>Таня Унгер, Анна Хильденбранд, Вольфганг Штиннесбек, Грегор Аустерман</w:t>
+      </w:r>
+      <w:r>
+        <w:rPr>
+          <w:rFonts w:ascii="Times New Roman" w:hAnsi="Times New Roman" w:cs="Times New Roman"/>
+          <w:b/>
+          <w:bCs/>
+          <w:sz w:val="30"/>
+          <w:szCs w:val="30"/>
+        </w:rPr>
+        <w:t xml:space="preserve">. </w:t>
+      </w:r>
+      <w:r>
+        <w:rPr>
+          <w:rFonts w:ascii="Times New Roman" w:hAnsi="Times New Roman" w:cs="Times New Roman"/>
+          <w:b/>
+          <w:bCs/>
+          <w:sz w:val="30"/>
+          <w:szCs w:val="30"/>
+        </w:rPr>
+        <w:t>Биостратиграфия и таксономия полимеридных трилобитов формации реки Мануэлс (друмский, среднем кембрийском периоде), Ньюфаундленд, Канада</w:t>
+      </w:r>
+      <w:r>
+        <w:rPr>
+          <w:rFonts w:ascii="Times New Roman" w:hAnsi="Times New Roman" w:cs="Times New Roman"/>
+          <w:b/>
+          <w:bCs/>
+          <w:sz w:val="30"/>
+          <w:szCs w:val="30"/>
+        </w:rPr>
+        <w:t>.</w:t>
+      </w:r>
+      <w:r>
+        <w:rPr>
+          <w:rFonts w:ascii="Times New Roman" w:hAnsi="Times New Roman" w:cs="Times New Roman"/>
+          <w:sz w:val="28"/>
+          <w:szCs w:val="32"/>
+        </w:rPr>
+        <w:t xml:space="preserve"> </w:t>
+      </w:r>
+      <w:r>
+        <w:rPr>
+          <w:rFonts w:ascii="Times New Roman" w:hAnsi="Times New Roman" w:cs="Times New Roman"/>
+          <w:sz w:val="28"/>
+          <w:szCs w:val="28"/>
+        </w:rPr>
+        <w:t>— 20</w:t>
+      </w:r>
+      <w:r>
+        <w:rPr>
+          <w:rFonts w:ascii="Times New Roman" w:hAnsi="Times New Roman" w:cs="Times New Roman"/>
+          <w:sz w:val="28"/>
+          <w:szCs w:val="28"/>
+        </w:rPr>
+        <w:t>22</w:t>
+      </w:r>
+      <w:r>
+        <w:rPr>
+          <w:rFonts w:ascii="Times New Roman" w:hAnsi="Times New Roman" w:cs="Times New Roman"/>
+          <w:sz w:val="28"/>
+          <w:szCs w:val="28"/>
+        </w:rPr>
+        <w:t xml:space="preserve">. — № </w:t>
+      </w:r>
+      <w:r>
+        <w:rPr>
+          <w:rFonts w:ascii="Times New Roman" w:hAnsi="Times New Roman" w:cs="Times New Roman"/>
+          <w:sz w:val="28"/>
+          <w:szCs w:val="28"/>
+        </w:rPr>
+        <w:t>44</w:t>
+      </w:r>
+      <w:r>
+        <w:rPr>
+          <w:rFonts w:ascii="Times New Roman" w:hAnsi="Times New Roman" w:cs="Times New Roman"/>
+          <w:sz w:val="28"/>
+          <w:szCs w:val="28"/>
+        </w:rPr>
+        <w:t xml:space="preserve">/33. — С. </w:t>
+      </w:r>
+      <w:r>
+        <w:rPr>
+          <w:rFonts w:ascii="Times New Roman" w:hAnsi="Times New Roman" w:cs="Times New Roman"/>
+          <w:sz w:val="28"/>
+          <w:szCs w:val="28"/>
+        </w:rPr>
+        <w:t>3</w:t>
+      </w:r>
+      <w:r>
+        <w:rPr>
+          <w:rFonts w:ascii="Times New Roman" w:hAnsi="Times New Roman" w:cs="Times New Roman"/>
+          <w:sz w:val="28"/>
+          <w:szCs w:val="28"/>
+        </w:rPr>
+        <w:t>-</w:t>
+      </w:r>
+      <w:r>
+        <w:rPr>
+          <w:rFonts w:ascii="Times New Roman" w:hAnsi="Times New Roman" w:cs="Times New Roman"/>
+          <w:sz w:val="28"/>
+          <w:szCs w:val="28"/>
+        </w:rPr>
+        <w:t>39</w:t>
+      </w:r>
+      <w:r>
+        <w:rPr>
+          <w:rFonts w:ascii="Times New Roman" w:hAnsi="Times New Roman" w:cs="Times New Roman"/>
+          <w:sz w:val="28"/>
+          <w:szCs w:val="28"/>
+        </w:rPr>
+        <w:t>.</w:t>
+      </w:r>
+      <w:r>
+        <w:rPr>
+          <w:rFonts w:ascii="Times New Roman" w:hAnsi="Times New Roman" w:cs="Times New Roman"/>
+          <w:sz w:val="28"/>
+          <w:szCs w:val="28"/>
+        </w:rPr>
+        <w:t xml:space="preserve"> </w:t>
+      </w:r>
+      <w:r>
+        <w:rPr>
+          <w:rFonts w:ascii="Times New Roman" w:hAnsi="Times New Roman" w:cs="Times New Roman"/>
+          <w:sz w:val="28"/>
+          <w:szCs w:val="28"/>
+          <w:lang w:val="en-US"/>
+        </w:rPr>
+        <w:t>URL</w:t>
+      </w:r>
+      <w:r>
+        <w:rPr>
+          <w:rFonts w:ascii="Times New Roman" w:hAnsi="Times New Roman" w:cs="Times New Roman"/>
+          <w:sz w:val="28"/>
+          <w:szCs w:val="28"/>
+          <w:lang w:val="en-US"/>
+        </w:rPr>
+        <w:t>:</w:t>
+      </w:r>
+      <w:r>
+        <w:rPr>
+          <w:rFonts w:ascii="Times New Roman" w:hAnsi="Times New Roman" w:cs="Times New Roman"/>
+          <w:sz w:val="28"/>
+          <w:szCs w:val="28"/>
+          <w:lang w:val="en-US"/>
+        </w:rPr>
+        <w:t xml:space="preserve"> </w:t>
+      </w:r>
+      <w:r>
+        <w:rPr>
+          <w:rFonts w:ascii="Times New Roman" w:hAnsi="Times New Roman" w:cs="Times New Roman"/>
+          <w:sz w:val="28"/>
+          <w:szCs w:val="28"/>
+          <w:lang w:val="en-US"/>
+        </w:rPr>
+        <w:t>https://www.academia.edu/121331733/Biostratigraphy_and_taxonomy_of_polymerid_trilobites_of_the_Manuels_River_Formation_Drumian_middle_Cambrian_Newfoundland_Canada</w:t>
+      </w:r>
+    </w:p>
+    <w:p>
+      <w:pPr>
+        <w:pStyle w:val="a7"/>
+        <w:numPr>
+          <w:ilvl w:val="0"/>
+          <w:numId w:val="4"/>
+        </w:numPr>
+        <w:spacing w:after="200" w:line="276" w:lineRule="auto"/>
+        <w:jc w:val="both"/>
+        <w:rPr>
+          <w:rFonts w:ascii="Times New Roman" w:hAnsi="Times New Roman" w:cs="Times New Roman"/>
+          <w:sz w:val="28"/>
+          <w:szCs w:val="32"/>
+        </w:rPr>
+      </w:pPr>
+      <w:r>
+        <w:rPr>
+          <w:rFonts w:ascii="Times New Roman" w:hAnsi="Times New Roman" w:cs="Times New Roman"/>
+          <w:b/>
+          <w:sz w:val="30"/>
+          <w:szCs w:val="30"/>
+        </w:rPr>
+        <w:t>ГОСТ 7.82-2001. Система стандартов по информации, библиотечному и издательскому делу. Библиографическая запись. Библиографическое описание электронных ресурсов</w:t>
+      </w:r>
+      <w:r>
+        <w:rPr>
+          <w:rFonts w:ascii="Times New Roman" w:hAnsi="Times New Roman" w:cs="Times New Roman"/>
+          <w:sz w:val="28"/>
+          <w:szCs w:val="32"/>
+        </w:rPr>
+        <w:t>. М.: Стандартинформ, 2002. 24 с.</w:t>
+      </w:r>
+    </w:p>
+    <w:p>
+      <w:pPr>
+        <w:pStyle w:val="a7"/>
+        <w:numPr>
+          <w:ilvl w:val="0"/>
+          <w:numId w:val="4"/>
+        </w:numPr>
+        <w:spacing w:after="200" w:line="276" w:lineRule="auto"/>
+        <w:jc w:val="both"/>
+        <w:rPr>
+          <w:rFonts w:ascii="Times New Roman" w:hAnsi="Times New Roman" w:cs="Times New Roman"/>
+          <w:sz w:val="28"/>
+          <w:szCs w:val="32"/>
+        </w:rPr>
+      </w:pPr>
+      <w:r>
+        <w:rPr>
+          <w:rFonts w:ascii="Times New Roman" w:hAnsi="Times New Roman" w:cs="Times New Roman"/>
+          <w:b/>
+          <w:sz w:val="30"/>
+          <w:szCs w:val="30"/>
+        </w:rPr>
+        <w:t xml:space="preserve">Streamlit </w:t>
+      </w:r>
+      <w:proofErr w:type="spellStart"/>
+      <w:r>
+        <w:rPr>
+          <w:rFonts w:ascii="Times New Roman" w:hAnsi="Times New Roman" w:cs="Times New Roman"/>
+          <w:b/>
+          <w:sz w:val="30"/>
+          <w:szCs w:val="30"/>
+        </w:rPr>
+        <w:t>Documentation</w:t>
+      </w:r>
+      <w:proofErr w:type="spellEnd"/>
+      <w:r>
+        <w:rPr>
+          <w:rFonts w:ascii="Times New Roman" w:hAnsi="Times New Roman" w:cs="Times New Roman"/>
+          <w:sz w:val="28"/>
+          <w:szCs w:val="32"/>
+        </w:rPr>
+        <w:t xml:space="preserve"> [Электронный ресурс]. URL: https://docs.streamlit.io/ (дата обращения: 20.07.2025).</w:t>
+      </w:r>
+    </w:p>
+    <w:p>
+      <w:pPr>
+        <w:pStyle w:val="a7"/>
+        <w:numPr>
+          <w:ilvl w:val="0"/>
+          <w:numId w:val="4"/>
+        </w:numPr>
+        <w:spacing w:after="200" w:line="276" w:lineRule="auto"/>
+        <w:jc w:val="both"/>
+        <w:rPr>
+          <w:rFonts w:ascii="Times New Roman" w:hAnsi="Times New Roman" w:cs="Times New Roman"/>
+          <w:sz w:val="28"/>
+          <w:szCs w:val="32"/>
+        </w:rPr>
+      </w:pPr>
+      <w:proofErr w:type="spellStart"/>
+      <w:r>
+        <w:rPr>
+          <w:rFonts w:ascii="Times New Roman" w:hAnsi="Times New Roman" w:cs="Times New Roman"/>
+          <w:b/>
+          <w:sz w:val="30"/>
+          <w:szCs w:val="30"/>
+        </w:rPr>
+        <w:t>Pandas</w:t>
+      </w:r>
+      <w:proofErr w:type="spellEnd"/>
+      <w:r>
+        <w:rPr>
+          <w:rFonts w:ascii="Times New Roman" w:hAnsi="Times New Roman" w:cs="Times New Roman"/>
+          <w:b/>
+          <w:sz w:val="30"/>
+          <w:szCs w:val="30"/>
+        </w:rPr>
+        <w:t xml:space="preserve"> </w:t>
+      </w:r>
+      <w:proofErr w:type="spellStart"/>
+      <w:r>
+        <w:rPr>
+          <w:rFonts w:ascii="Times New Roman" w:hAnsi="Times New Roman" w:cs="Times New Roman"/>
+          <w:b/>
+          <w:sz w:val="30"/>
+          <w:szCs w:val="30"/>
+        </w:rPr>
+        <w:t>Documentation</w:t>
+      </w:r>
+      <w:proofErr w:type="spellEnd"/>
+      <w:r>
+        <w:rPr>
+          <w:rFonts w:ascii="Times New Roman" w:hAnsi="Times New Roman" w:cs="Times New Roman"/>
+          <w:sz w:val="28"/>
+          <w:szCs w:val="32"/>
+        </w:rPr>
+        <w:t xml:space="preserve"> [Электронный ресурс]. URL: https://pandas.pydata.org/docs/ (дата обращения: 20.07.2025).</w:t>
+      </w:r>
+    </w:p>
+    <w:p>
+      <w:pPr>
+        <w:pStyle w:val="a7"/>
+        <w:numPr>
+          <w:ilvl w:val="0"/>
+          <w:numId w:val="4"/>
+        </w:numPr>
+        <w:spacing w:after="200" w:line="276" w:lineRule="auto"/>
+        <w:jc w:val="both"/>
+        <w:rPr>
+          <w:rFonts w:ascii="Times New Roman" w:hAnsi="Times New Roman" w:cs="Times New Roman"/>
+          <w:sz w:val="28"/>
+          <w:szCs w:val="32"/>
+        </w:rPr>
+      </w:pPr>
+      <w:proofErr w:type="spellStart"/>
+      <w:r>
+        <w:rPr>
+          <w:rFonts w:ascii="Times New Roman" w:hAnsi="Times New Roman" w:cs="Times New Roman"/>
+          <w:b/>
+          <w:sz w:val="30"/>
+          <w:szCs w:val="30"/>
+        </w:rPr>
+        <w:t>NumPy</w:t>
+      </w:r>
+      <w:proofErr w:type="spellEnd"/>
+      <w:r>
+        <w:rPr>
+          <w:rFonts w:ascii="Times New Roman" w:hAnsi="Times New Roman" w:cs="Times New Roman"/>
+          <w:b/>
+          <w:sz w:val="30"/>
+          <w:szCs w:val="30"/>
+        </w:rPr>
+        <w:t xml:space="preserve"> </w:t>
+      </w:r>
+      <w:proofErr w:type="spellStart"/>
+      <w:r>
+        <w:rPr>
+          <w:rFonts w:ascii="Times New Roman" w:hAnsi="Times New Roman" w:cs="Times New Roman"/>
+          <w:b/>
+          <w:sz w:val="30"/>
+          <w:szCs w:val="30"/>
+        </w:rPr>
+        <w:t>Documentation</w:t>
+      </w:r>
+      <w:proofErr w:type="spellEnd"/>
+      <w:r>
+        <w:rPr>
+          <w:rFonts w:ascii="Times New Roman" w:hAnsi="Times New Roman" w:cs="Times New Roman"/>
+          <w:sz w:val="28"/>
+          <w:szCs w:val="32"/>
+        </w:rPr>
+        <w:t xml:space="preserve"> [Электронный ресурс]. URL: https://numpy.org/doc/ (дата обращения: 20.07.2025).</w:t>
+      </w:r>
+    </w:p>
+    <w:p>
+      <w:pPr>
+        <w:pStyle w:val="a7"/>
+        <w:numPr>
+          <w:ilvl w:val="0"/>
+          <w:numId w:val="4"/>
+        </w:numPr>
+        <w:spacing w:after="200" w:line="276" w:lineRule="auto"/>
+        <w:jc w:val="both"/>
+        <w:rPr>
+          <w:rFonts w:ascii="Times New Roman" w:hAnsi="Times New Roman" w:cs="Times New Roman"/>
+          <w:sz w:val="28"/>
+          <w:szCs w:val="32"/>
+        </w:rPr>
+      </w:pPr>
+      <w:r>
+        <w:rPr>
+          <w:rFonts w:ascii="Times New Roman" w:hAnsi="Times New Roman" w:cs="Times New Roman"/>
+          <w:b/>
+          <w:sz w:val="30"/>
+          <w:szCs w:val="30"/>
+          <w:lang w:val="en-US"/>
+        </w:rPr>
+        <w:t>Scikit-learn Documentation</w:t>
+      </w:r>
+      <w:r>
+        <w:rPr>
+          <w:rFonts w:ascii="Times New Roman" w:hAnsi="Times New Roman" w:cs="Times New Roman"/>
+          <w:sz w:val="28"/>
+          <w:szCs w:val="32"/>
+          <w:lang w:val="en-US"/>
+        </w:rPr>
+        <w:t xml:space="preserve"> [</w:t>
+      </w:r>
+      <w:r>
+        <w:rPr>
+          <w:rFonts w:ascii="Times New Roman" w:hAnsi="Times New Roman" w:cs="Times New Roman"/>
+          <w:sz w:val="28"/>
+          <w:szCs w:val="32"/>
+        </w:rPr>
+        <w:t>Электронный</w:t>
+      </w:r>
+      <w:r>
+        <w:rPr>
+          <w:rFonts w:ascii="Times New Roman" w:hAnsi="Times New Roman" w:cs="Times New Roman"/>
+          <w:sz w:val="28"/>
+          <w:szCs w:val="32"/>
+          <w:lang w:val="en-US"/>
+        </w:rPr>
+        <w:t xml:space="preserve"> </w:t>
+      </w:r>
+      <w:r>
+        <w:rPr>
+          <w:rFonts w:ascii="Times New Roman" w:hAnsi="Times New Roman" w:cs="Times New Roman"/>
+          <w:sz w:val="28"/>
+          <w:szCs w:val="32"/>
+        </w:rPr>
+        <w:t>ресурс</w:t>
+      </w:r>
+      <w:r>
+        <w:rPr>
+          <w:rFonts w:ascii="Times New Roman" w:hAnsi="Times New Roman" w:cs="Times New Roman"/>
+          <w:sz w:val="28"/>
+          <w:szCs w:val="32"/>
+          <w:lang w:val="en-US"/>
+        </w:rPr>
+        <w:t xml:space="preserve">]. </w:t>
+      </w:r>
+      <w:r>
+        <w:rPr>
+          <w:rFonts w:ascii="Times New Roman" w:hAnsi="Times New Roman" w:cs="Times New Roman"/>
+          <w:sz w:val="28"/>
+          <w:szCs w:val="32"/>
+        </w:rPr>
+        <w:t>URL: https://scikit-learn.org/stable/documentation.html (дата обращения: 20.07.2025).</w:t>
+      </w:r>
+    </w:p>
+    <w:p>
+      <w:pPr>
+        <w:pStyle w:val="a7"/>
+        <w:numPr>
+          <w:ilvl w:val="0"/>
+          <w:numId w:val="4"/>
+        </w:numPr>
+        <w:spacing w:after="200" w:line="276" w:lineRule="auto"/>
+        <w:jc w:val="both"/>
+        <w:rPr>
+          <w:rFonts w:ascii="Times New Roman" w:hAnsi="Times New Roman" w:cs="Times New Roman"/>
+          <w:sz w:val="28"/>
+          <w:szCs w:val="32"/>
+        </w:rPr>
+      </w:pPr>
+      <w:proofErr w:type="spellStart"/>
+      <w:r>
+        <w:rPr>
+          <w:rFonts w:ascii="Times New Roman" w:hAnsi="Times New Roman" w:cs="Times New Roman"/>
+          <w:b/>
+          <w:sz w:val="30"/>
+          <w:szCs w:val="30"/>
+        </w:rPr>
+        <w:t>Matplotlib</w:t>
+      </w:r>
+      <w:proofErr w:type="spellEnd"/>
+      <w:r>
+        <w:rPr>
+          <w:rFonts w:ascii="Times New Roman" w:hAnsi="Times New Roman" w:cs="Times New Roman"/>
+          <w:b/>
+          <w:sz w:val="30"/>
+          <w:szCs w:val="30"/>
+        </w:rPr>
+        <w:t xml:space="preserve"> </w:t>
+      </w:r>
+      <w:proofErr w:type="spellStart"/>
+      <w:r>
+        <w:rPr>
+          <w:rFonts w:ascii="Times New Roman" w:hAnsi="Times New Roman" w:cs="Times New Roman"/>
+          <w:b/>
+          <w:sz w:val="30"/>
+          <w:szCs w:val="30"/>
+        </w:rPr>
+        <w:t>Documentation</w:t>
+      </w:r>
+      <w:proofErr w:type="spellEnd"/>
+      <w:r>
+        <w:rPr>
+          <w:rFonts w:ascii="Times New Roman" w:hAnsi="Times New Roman" w:cs="Times New Roman"/>
+          <w:sz w:val="28"/>
+          <w:szCs w:val="32"/>
+        </w:rPr>
+        <w:t xml:space="preserve"> [Электронный ресурс]. URL: https://matplotlib.org/stable/contents.html (дата обращения: 20.07.2025).</w:t>
+      </w:r>
+    </w:p>
+    <w:p>
+      <w:pPr>
+        <w:pStyle w:val="a7"/>
+        <w:numPr>
+          <w:ilvl w:val="0"/>
+          <w:numId w:val="4"/>
+        </w:numPr>
+        <w:spacing w:after="200" w:line="276" w:lineRule="auto"/>
+        <w:jc w:val="both"/>
+        <w:rPr>
+          <w:rFonts w:ascii="Times New Roman" w:hAnsi="Times New Roman" w:cs="Times New Roman"/>
+          <w:sz w:val="28"/>
+          <w:szCs w:val="32"/>
+        </w:rPr>
+      </w:pPr>
+      <w:proofErr w:type="spellStart"/>
+      <w:r>
+        <w:rPr>
+          <w:rFonts w:ascii="Times New Roman" w:hAnsi="Times New Roman" w:cs="Times New Roman"/>
+          <w:b/>
+          <w:sz w:val="30"/>
+          <w:szCs w:val="30"/>
+        </w:rPr>
+        <w:t>Altair</w:t>
+      </w:r>
+      <w:proofErr w:type="spellEnd"/>
+      <w:r>
+        <w:rPr>
+          <w:rFonts w:ascii="Times New Roman" w:hAnsi="Times New Roman" w:cs="Times New Roman"/>
+          <w:b/>
+          <w:sz w:val="30"/>
+          <w:szCs w:val="30"/>
+        </w:rPr>
+        <w:t xml:space="preserve"> </w:t>
+      </w:r>
+      <w:proofErr w:type="spellStart"/>
+      <w:r>
+        <w:rPr>
+          <w:rFonts w:ascii="Times New Roman" w:hAnsi="Times New Roman" w:cs="Times New Roman"/>
+          <w:b/>
+          <w:sz w:val="30"/>
+          <w:szCs w:val="30"/>
+        </w:rPr>
+        <w:t>Documentation</w:t>
+      </w:r>
+      <w:proofErr w:type="spellEnd"/>
+      <w:r>
+        <w:rPr>
+          <w:rFonts w:ascii="Times New Roman" w:hAnsi="Times New Roman" w:cs="Times New Roman"/>
+          <w:sz w:val="28"/>
+          <w:szCs w:val="32"/>
+        </w:rPr>
+        <w:t xml:space="preserve"> [Электронный ресурс]. URL: https://altair-viz.github.io/ (дата обращения: 20.07.2025).</w:t>
+      </w:r>
+    </w:p>
+    <w:p>
+      <w:pPr>
+        <w:pStyle w:val="a7"/>
+        <w:numPr>
+          <w:ilvl w:val="0"/>
+          <w:numId w:val="4"/>
+        </w:numPr>
+        <w:spacing w:after="200" w:line="276" w:lineRule="auto"/>
+        <w:jc w:val="both"/>
+        <w:rPr>
+          <w:rFonts w:ascii="Times New Roman" w:hAnsi="Times New Roman" w:cs="Times New Roman"/>
+          <w:sz w:val="28"/>
+          <w:szCs w:val="32"/>
+        </w:rPr>
+      </w:pPr>
+      <w:proofErr w:type="spellStart"/>
+      <w:r>
+        <w:rPr>
+          <w:rFonts w:ascii="Times New Roman" w:hAnsi="Times New Roman" w:cs="Times New Roman"/>
+          <w:b/>
+          <w:sz w:val="30"/>
+          <w:szCs w:val="30"/>
+          <w:lang w:val="en-US"/>
+        </w:rPr>
+        <w:t>Plotly</w:t>
+      </w:r>
+      <w:proofErr w:type="spellEnd"/>
+      <w:r>
+        <w:rPr>
+          <w:rFonts w:ascii="Times New Roman" w:hAnsi="Times New Roman" w:cs="Times New Roman"/>
+          <w:b/>
+          <w:sz w:val="30"/>
+          <w:szCs w:val="30"/>
+          <w:lang w:val="en-US"/>
+        </w:rPr>
+        <w:t xml:space="preserve"> </w:t>
+      </w:r>
+      <w:r>
+        <w:rPr>
+          <w:rFonts w:ascii="Times New Roman" w:hAnsi="Times New Roman" w:cs="Times New Roman"/>
+          <w:sz w:val="28"/>
+          <w:szCs w:val="30"/>
+        </w:rPr>
+        <w:t>[</w:t>
+      </w:r>
+      <w:r>
+        <w:rPr>
+          <w:rFonts w:ascii="Times New Roman" w:hAnsi="Times New Roman" w:cs="Times New Roman"/>
+          <w:sz w:val="28"/>
+          <w:szCs w:val="30"/>
+        </w:rPr>
+        <w:t>Электронный ресурс</w:t>
+      </w:r>
+      <w:r>
+        <w:rPr>
+          <w:rFonts w:ascii="Times New Roman" w:hAnsi="Times New Roman" w:cs="Times New Roman"/>
+          <w:sz w:val="28"/>
+          <w:szCs w:val="30"/>
+        </w:rPr>
+        <w:t>]</w:t>
+      </w:r>
+      <w:r>
+        <w:rPr>
+          <w:rFonts w:ascii="Times New Roman" w:hAnsi="Times New Roman" w:cs="Times New Roman"/>
+          <w:sz w:val="28"/>
+          <w:szCs w:val="30"/>
+        </w:rPr>
+        <w:t xml:space="preserve">. </w:t>
+      </w:r>
+      <w:r>
+        <w:rPr>
+          <w:rFonts w:ascii="Times New Roman" w:hAnsi="Times New Roman" w:cs="Times New Roman"/>
+          <w:sz w:val="28"/>
+          <w:szCs w:val="30"/>
+          <w:lang w:val="en-US"/>
+        </w:rPr>
+        <w:t>URL:</w:t>
+      </w:r>
+    </w:p>
+    <w:p>
+      <w:pPr>
+        <w:pStyle w:val="a7"/>
+        <w:jc w:val="both"/>
+        <w:rPr>
+          <w:rFonts w:ascii="Times New Roman" w:hAnsi="Times New Roman" w:cs="Times New Roman"/>
+          <w:sz w:val="28"/>
+          <w:szCs w:val="32"/>
+        </w:rPr>
+      </w:pPr>
+      <w:r>
+        <w:rPr>
+          <w:rFonts w:ascii="Times New Roman" w:hAnsi="Times New Roman" w:cs="Times New Roman"/>
+          <w:sz w:val="28"/>
+          <w:szCs w:val="32"/>
+        </w:rPr>
+        <w:t>https://plotly.com/python/scatter-plots-on-maps (дата обращения: 24</w:t>
+      </w:r>
+      <w:r>
+        <w:rPr>
+          <w:rFonts w:ascii="Times New Roman" w:hAnsi="Times New Roman" w:cs="Times New Roman"/>
+          <w:sz w:val="28"/>
+          <w:szCs w:val="32"/>
+        </w:rPr>
+        <w:t>.07.2025)</w:t>
+      </w:r>
+    </w:p>
+    <w:p>
+      <w:pPr>
+        <w:pStyle w:val="a7"/>
+        <w:numPr>
+          <w:ilvl w:val="0"/>
+          <w:numId w:val="4"/>
+        </w:numPr>
+        <w:rPr>
+          <w:rFonts w:ascii="Times New Roman" w:hAnsi="Times New Roman" w:cs="Times New Roman"/>
+          <w:b/>
+          <w:bCs/>
           <w:sz w:val="28"/>
           <w:szCs w:val="24"/>
         </w:rPr>
@@ -5475,76 +7178,47 @@
         </w:rPr>
       </w:pPr>
       <w:r>
+        <w:lastRenderedPageBreak/>
         <w:br w:type="page"/>
       </w:r>
     </w:p>
     <w:p>
       <w:pPr>
         <w:pStyle w:val="1"/>
-        <w:jc w:val="center"/>
         <w:rPr>
           <w:rFonts w:cs="Times New Roman"/>
           <w:sz w:val="44"/>
           <w:szCs w:val="44"/>
         </w:rPr>
       </w:pPr>
-      <w:bookmarkStart w:id="25" w:name="_Листинг_1"/>
-      <w:bookmarkStart w:id="26" w:name="_Toc204001129"/>
-      <w:bookmarkEnd w:id="25"/>
+      <w:bookmarkStart w:id="27" w:name="_Листинг_1"/>
+      <w:bookmarkStart w:id="28" w:name="_Приложение_А.1"/>
+      <w:bookmarkStart w:id="29" w:name="_Toc204280082"/>
+      <w:bookmarkStart w:id="30" w:name="_Приложение_1._Код"/>
+      <w:bookmarkEnd w:id="27"/>
+      <w:bookmarkEnd w:id="28"/>
+      <w:bookmarkEnd w:id="30"/>
       <w:r>
         <w:lastRenderedPageBreak/>
-        <w:t>Приложение А.1</w:t>
-      </w:r>
-      <w:bookmarkEnd w:id="26"/>
-    </w:p>
-    <w:p>
-      <w:pPr>
-        <w:jc w:val="right"/>
-        <w:rPr>
-          <w:rFonts w:ascii="Times New Roman" w:hAnsi="Times New Roman" w:cs="Times New Roman"/>
-          <w:sz w:val="28"/>
-          <w:szCs w:val="24"/>
-        </w:rPr>
-      </w:pPr>
-      <w:r>
-        <w:rPr>
-          <w:rFonts w:ascii="Times New Roman" w:hAnsi="Times New Roman" w:cs="Times New Roman"/>
-          <w:sz w:val="28"/>
-          <w:szCs w:val="24"/>
-        </w:rPr>
-        <w:t>Листинг А.1 «</w:t>
-      </w:r>
-      <w:r>
-        <w:rPr>
-          <w:rFonts w:ascii="Times New Roman" w:hAnsi="Times New Roman" w:cs="Times New Roman"/>
-          <w:sz w:val="28"/>
-          <w:szCs w:val="24"/>
-        </w:rPr>
-        <w:t>Код для п</w:t>
-      </w:r>
-      <w:r>
-        <w:rPr>
-          <w:rFonts w:ascii="Times New Roman" w:hAnsi="Times New Roman" w:cs="Times New Roman"/>
-          <w:sz w:val="28"/>
-          <w:szCs w:val="24"/>
-        </w:rPr>
-        <w:t>арсинг</w:t>
-      </w:r>
-      <w:r>
-        <w:rPr>
-          <w:rFonts w:ascii="Times New Roman" w:hAnsi="Times New Roman" w:cs="Times New Roman"/>
-          <w:sz w:val="28"/>
-          <w:szCs w:val="24"/>
-        </w:rPr>
-        <w:t xml:space="preserve"> данных трилобитов</w:t>
-      </w:r>
-      <w:r>
-        <w:rPr>
-          <w:rFonts w:ascii="Times New Roman" w:hAnsi="Times New Roman" w:cs="Times New Roman"/>
-          <w:sz w:val="28"/>
-          <w:szCs w:val="24"/>
-        </w:rPr>
-        <w:t>»</w:t>
+        <w:t>Приложение 1</w:t>
+      </w:r>
+      <w:r>
+        <w:t xml:space="preserve">. </w:t>
+      </w:r>
+      <w:bookmarkStart w:id="31" w:name="_Hlk204279985"/>
+      <w:r>
+        <w:t>Код для парсинга набора данных</w:t>
+      </w:r>
+      <w:r>
+        <w:t xml:space="preserve"> о</w:t>
+      </w:r>
+      <w:r>
+        <w:t xml:space="preserve"> трилобит</w:t>
+      </w:r>
+      <w:bookmarkEnd w:id="29"/>
+      <w:bookmarkEnd w:id="31"/>
+      <w:r>
+        <w:t>ах</w:t>
       </w:r>
     </w:p>
     <w:p>
@@ -8819,7 +10493,6 @@
           <w:rFonts w:ascii="Times New Roman" w:hAnsi="Times New Roman" w:cs="Times New Roman"/>
           <w:sz w:val="28"/>
           <w:szCs w:val="24"/>
-          <w:lang w:val="en-US"/>
         </w:rPr>
       </w:pPr>
     </w:p>
@@ -8830,33 +10503,40 @@
           <w:rFonts w:ascii="Times New Roman" w:hAnsi="Times New Roman" w:cs="Times New Roman"/>
           <w:sz w:val="28"/>
           <w:szCs w:val="24"/>
-          <w:lang w:val="en-US"/>
-        </w:rPr>
-      </w:pPr>
-      <w:r>
-        <w:rPr>
-          <w:rFonts w:ascii="Times New Roman" w:hAnsi="Times New Roman" w:cs="Times New Roman"/>
-          <w:sz w:val="28"/>
-          <w:szCs w:val="24"/>
+        </w:rPr>
+      </w:pPr>
+    </w:p>
+    <w:p>
+      <w:pPr>
+        <w:jc w:val="center"/>
+        <w:rPr>
+          <w:rFonts w:ascii="Times New Roman" w:hAnsi="Times New Roman" w:cs="Times New Roman"/>
+          <w:b/>
+          <w:bCs/>
+          <w:sz w:val="32"/>
+          <w:szCs w:val="28"/>
+        </w:rPr>
+      </w:pPr>
+      <w:r>
+        <w:rPr>
+          <w:rFonts w:ascii="Times New Roman" w:hAnsi="Times New Roman" w:cs="Times New Roman"/>
+          <w:b/>
+          <w:bCs/>
+          <w:sz w:val="32"/>
+          <w:szCs w:val="28"/>
         </w:rPr>
         <w:lastRenderedPageBreak/>
-        <w:t>Листинг А.1 «</w:t>
-      </w:r>
-      <w:r>
-        <w:rPr>
-          <w:rFonts w:ascii="Times New Roman" w:hAnsi="Times New Roman" w:cs="Times New Roman"/>
-          <w:sz w:val="28"/>
-          <w:szCs w:val="24"/>
-        </w:rPr>
-        <w:t>Продолжение</w:t>
-      </w:r>
-      <w:r>
-        <w:rPr>
-          <w:rFonts w:ascii="Times New Roman" w:hAnsi="Times New Roman" w:cs="Times New Roman"/>
-          <w:sz w:val="28"/>
-          <w:szCs w:val="24"/>
-        </w:rPr>
-        <w:t>»</w:t>
+        <w:t xml:space="preserve">Продолжение Приложения 1.1. </w:t>
+      </w:r>
+      <w:r>
+        <w:rPr>
+          <w:rFonts w:ascii="Times New Roman" w:hAnsi="Times New Roman" w:cs="Times New Roman"/>
+          <w:b/>
+          <w:bCs/>
+          <w:sz w:val="32"/>
+          <w:szCs w:val="28"/>
+        </w:rPr>
+        <w:t>Код для парсинга набора данных трилобитов</w:t>
       </w:r>
     </w:p>
     <w:p>
@@ -10703,14 +12383,555 @@
           <w:rFonts w:ascii="Times New Roman" w:eastAsiaTheme="majorEastAsia" w:hAnsi="Times New Roman" w:cs="Times New Roman"/>
           <w:b/>
           <w:bCs/>
-          <w:sz w:val="36"/>
-          <w:szCs w:val="32"/>
+          <w:sz w:val="32"/>
+          <w:szCs w:val="28"/>
           <w:lang w:val="en-US"/>
+        </w:rPr>
+      </w:pPr>
+      <w:r>
+        <w:rPr>
+          <w:rFonts w:ascii="Times New Roman" w:eastAsiaTheme="majorEastAsia" w:hAnsi="Times New Roman" w:cs="Times New Roman"/>
+          <w:b/>
+          <w:bCs/>
+          <w:sz w:val="32"/>
+          <w:szCs w:val="28"/>
+          <w:lang w:val="en-US"/>
+        </w:rPr>
+        <w:br w:type="page"/>
+      </w:r>
+    </w:p>
+    <w:p>
+      <w:pPr>
+        <w:pStyle w:val="1"/>
+      </w:pPr>
+      <w:bookmarkStart w:id="32" w:name="_Приложение_2._Визуализация"/>
+      <w:bookmarkEnd w:id="32"/>
+      <w:r>
+        <w:lastRenderedPageBreak/>
+        <w:t>Приложение 2</w:t>
+      </w:r>
+      <w:r>
+        <w:t>. Визуализация данных при помощи библиотеки</w:t>
+      </w:r>
+      <w:r>
+        <w:t xml:space="preserve"> </w:t>
+      </w:r>
+      <w:r>
+        <w:rPr>
+          <w:lang w:val="en-US"/>
+        </w:rPr>
+        <w:t>sweerviz</w:t>
+      </w:r>
+      <w:r>
+        <w:t>.</w:t>
+      </w:r>
+    </w:p>
+    <w:p>
+      <w:pPr>
+        <w:rPr>
+          <w:rFonts w:ascii="Times New Roman" w:eastAsiaTheme="majorEastAsia" w:hAnsi="Times New Roman" w:cs="Times New Roman"/>
+          <w:sz w:val="28"/>
+          <w:szCs w:val="24"/>
+          <w:lang w:val="en-US"/>
+        </w:rPr>
+      </w:pPr>
+      <w:r>
+        <w:rPr>
+          <w:rFonts w:ascii="Times New Roman" w:eastAsiaTheme="majorEastAsia" w:hAnsi="Times New Roman" w:cs="Times New Roman"/>
+          <w:noProof/>
+          <w:sz w:val="28"/>
+          <w:szCs w:val="24"/>
+          <w:lang w:val="en-US"/>
+        </w:rPr>
+        <mc:AlternateContent>
+          <mc:Choice Requires="wps">
+            <w:drawing>
+              <wp:inline distT="0" distB="0" distL="0" distR="0" wp14:anchorId="3F5A7981" wp14:editId="13A1061D">
+                <wp:extent cx="5902036" cy="1404620"/>
+                <wp:effectExtent l="0" t="0" r="22860" b="10160"/>
+                <wp:docPr id="1617566525" name="Надпись 2"/>
+                <wp:cNvGraphicFramePr>
+                  <a:graphicFrameLocks xmlns:a="http://schemas.openxmlformats.org/drawingml/2006/main"/>
+                </wp:cNvGraphicFramePr>
+                <a:graphic xmlns:a="http://schemas.openxmlformats.org/drawingml/2006/main">
+                  <a:graphicData uri="http://schemas.microsoft.com/office/word/2010/wordprocessingShape">
+                    <wps:wsp>
+                      <wps:cNvSpPr txBox="1">
+                        <a:spLocks noChangeArrowheads="1"/>
+                      </wps:cNvSpPr>
+                      <wps:spPr bwMode="auto">
+                        <a:xfrm>
+                          <a:off x="0" y="0"/>
+                          <a:ext cx="5902036" cy="1404620"/>
+                        </a:xfrm>
+                        <a:prstGeom prst="rect">
+                          <a:avLst/>
+                        </a:prstGeom>
+                        <a:solidFill>
+                          <a:srgbClr val="FFFFFF"/>
+                        </a:solidFill>
+                        <a:ln w="9525">
+                          <a:solidFill>
+                            <a:srgbClr val="000000"/>
+                          </a:solidFill>
+                          <a:miter lim="800000"/>
+                          <a:headEnd/>
+                          <a:tailEnd/>
+                        </a:ln>
+                      </wps:spPr>
+                      <wps:txbx>
+                        <w:txbxContent>
+                          <w:p>
+                            <w:pPr>
+                              <w:spacing w:after="0" w:line="240" w:lineRule="auto"/>
+                              <w:rPr>
+                                <w:rFonts w:ascii="Consolas" w:hAnsi="Consolas"/>
+                                <w:sz w:val="18"/>
+                                <w:szCs w:val="16"/>
+                                <w:lang w:val="en-US"/>
+                              </w:rPr>
+                            </w:pPr>
+                            <w:r>
+                              <w:rPr>
+                                <w:rFonts w:ascii="Consolas" w:hAnsi="Consolas"/>
+                                <w:sz w:val="18"/>
+                                <w:szCs w:val="16"/>
+                                <w:lang w:val="en-US"/>
+                              </w:rPr>
+                              <w:t>import sweetviz as sv</w:t>
+                            </w:r>
+                          </w:p>
+                          <w:p>
+                            <w:pPr>
+                              <w:spacing w:after="0" w:line="240" w:lineRule="auto"/>
+                              <w:rPr>
+                                <w:rFonts w:ascii="Consolas" w:hAnsi="Consolas"/>
+                                <w:sz w:val="18"/>
+                                <w:szCs w:val="16"/>
+                                <w:lang w:val="en-US"/>
+                              </w:rPr>
+                            </w:pPr>
+                            <w:r>
+                              <w:rPr>
+                                <w:rFonts w:ascii="Consolas" w:hAnsi="Consolas"/>
+                                <w:sz w:val="18"/>
+                                <w:szCs w:val="16"/>
+                                <w:lang w:val="en-US"/>
+                              </w:rPr>
+                              <w:t>import pandas as pd</w:t>
+                            </w:r>
+                          </w:p>
+                          <w:p>
+                            <w:pPr>
+                              <w:spacing w:after="0" w:line="240" w:lineRule="auto"/>
+                              <w:rPr>
+                                <w:rFonts w:ascii="Consolas" w:hAnsi="Consolas"/>
+                                <w:sz w:val="18"/>
+                                <w:szCs w:val="16"/>
+                                <w:lang w:val="en-US"/>
+                              </w:rPr>
+                            </w:pPr>
+                          </w:p>
+                          <w:p>
+                            <w:pPr>
+                              <w:spacing w:after="0" w:line="240" w:lineRule="auto"/>
+                              <w:rPr>
+                                <w:rFonts w:ascii="Consolas" w:hAnsi="Consolas"/>
+                                <w:sz w:val="18"/>
+                                <w:szCs w:val="16"/>
+                                <w:lang w:val="en-US"/>
+                              </w:rPr>
+                            </w:pPr>
+                            <w:r>
+                              <w:rPr>
+                                <w:rFonts w:ascii="Consolas" w:hAnsi="Consolas"/>
+                                <w:sz w:val="18"/>
+                                <w:szCs w:val="16"/>
+                                <w:lang w:val="en-US"/>
+                              </w:rPr>
+                              <w:t>df = pd.read_csv("table.csv")</w:t>
+                            </w:r>
+                          </w:p>
+                          <w:p>
+                            <w:pPr>
+                              <w:spacing w:after="0" w:line="240" w:lineRule="auto"/>
+                              <w:rPr>
+                                <w:rFonts w:ascii="Consolas" w:hAnsi="Consolas"/>
+                                <w:sz w:val="18"/>
+                                <w:szCs w:val="16"/>
+                                <w:lang w:val="en-US"/>
+                              </w:rPr>
+                            </w:pPr>
+                          </w:p>
+                          <w:p>
+                            <w:pPr>
+                              <w:spacing w:after="0" w:line="240" w:lineRule="auto"/>
+                              <w:rPr>
+                                <w:rFonts w:ascii="Consolas" w:hAnsi="Consolas"/>
+                                <w:sz w:val="18"/>
+                                <w:szCs w:val="16"/>
+                                <w:lang w:val="en-US"/>
+                              </w:rPr>
+                            </w:pPr>
+                            <w:r>
+                              <w:rPr>
+                                <w:rFonts w:ascii="Consolas" w:hAnsi="Consolas"/>
+                                <w:sz w:val="18"/>
+                                <w:szCs w:val="16"/>
+                                <w:lang w:val="en-US"/>
+                              </w:rPr>
+                              <w:t>report = sv.analyze(df)</w:t>
+                            </w:r>
+                          </w:p>
+                          <w:p>
+                            <w:pPr>
+                              <w:spacing w:after="0" w:line="240" w:lineRule="auto"/>
+                              <w:rPr>
+                                <w:rFonts w:ascii="Consolas" w:hAnsi="Consolas"/>
+                                <w:sz w:val="18"/>
+                                <w:szCs w:val="16"/>
+                                <w:lang w:val="en-US"/>
+                              </w:rPr>
+                            </w:pPr>
+                            <w:r>
+                              <w:rPr>
+                                <w:rFonts w:ascii="Consolas" w:hAnsi="Consolas"/>
+                                <w:sz w:val="18"/>
+                                <w:szCs w:val="16"/>
+                                <w:lang w:val="en-US"/>
+                              </w:rPr>
+                              <w:t>report.show_html("report.html")</w:t>
+                            </w:r>
+                          </w:p>
+                        </w:txbxContent>
+                      </wps:txbx>
+                      <wps:bodyPr rot="0" vert="horz" wrap="square" lIns="91440" tIns="45720" rIns="91440" bIns="45720" anchor="t" anchorCtr="0">
+                        <a:spAutoFit/>
+                      </wps:bodyPr>
+                    </wps:wsp>
+                  </a:graphicData>
+                </a:graphic>
+              </wp:inline>
+            </w:drawing>
+          </mc:Choice>
+          <mc:Fallback>
+            <w:pict>
+              <v:shape w14:anchorId="3F5A7981" id="_x0000_s1031" type="#_x0000_t202" style="width:464.75pt;height:110.6pt;visibility:visible;mso-wrap-style:square;mso-left-percent:-10001;mso-top-percent:-10001;mso-position-horizontal:absolute;mso-position-horizontal-relative:char;mso-position-vertical:absolute;mso-position-vertical-relative:line;mso-left-percent:-10001;mso-top-percent:-10001;v-text-anchor:top" o:gfxdata="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">
+                <v:textbox style="mso-fit-shape-to-text:t">
+                  <w:txbxContent>
+                    <w:p>
+                      <w:pPr>
+                        <w:spacing w:after="0" w:line="240" w:lineRule="auto"/>
+                        <w:rPr>
+                          <w:rFonts w:ascii="Consolas" w:hAnsi="Consolas"/>
+                          <w:sz w:val="18"/>
+                          <w:szCs w:val="16"/>
+                          <w:lang w:val="en-US"/>
+                        </w:rPr>
+                      </w:pPr>
+                      <w:r>
+                        <w:rPr>
+                          <w:rFonts w:ascii="Consolas" w:hAnsi="Consolas"/>
+                          <w:sz w:val="18"/>
+                          <w:szCs w:val="16"/>
+                          <w:lang w:val="en-US"/>
+                        </w:rPr>
+                        <w:t>import sweetviz as sv</w:t>
+                      </w:r>
+                    </w:p>
+                    <w:p>
+                      <w:pPr>
+                        <w:spacing w:after="0" w:line="240" w:lineRule="auto"/>
+                        <w:rPr>
+                          <w:rFonts w:ascii="Consolas" w:hAnsi="Consolas"/>
+                          <w:sz w:val="18"/>
+                          <w:szCs w:val="16"/>
+                          <w:lang w:val="en-US"/>
+                        </w:rPr>
+                      </w:pPr>
+                      <w:r>
+                        <w:rPr>
+                          <w:rFonts w:ascii="Consolas" w:hAnsi="Consolas"/>
+                          <w:sz w:val="18"/>
+                          <w:szCs w:val="16"/>
+                          <w:lang w:val="en-US"/>
+                        </w:rPr>
+                        <w:t>import pandas as pd</w:t>
+                      </w:r>
+                    </w:p>
+                    <w:p>
+                      <w:pPr>
+                        <w:spacing w:after="0" w:line="240" w:lineRule="auto"/>
+                        <w:rPr>
+                          <w:rFonts w:ascii="Consolas" w:hAnsi="Consolas"/>
+                          <w:sz w:val="18"/>
+                          <w:szCs w:val="16"/>
+                          <w:lang w:val="en-US"/>
+                        </w:rPr>
+                      </w:pPr>
+                    </w:p>
+                    <w:p>
+                      <w:pPr>
+                        <w:spacing w:after="0" w:line="240" w:lineRule="auto"/>
+                        <w:rPr>
+                          <w:rFonts w:ascii="Consolas" w:hAnsi="Consolas"/>
+                          <w:sz w:val="18"/>
+                          <w:szCs w:val="16"/>
+                          <w:lang w:val="en-US"/>
+                        </w:rPr>
+                      </w:pPr>
+                      <w:r>
+                        <w:rPr>
+                          <w:rFonts w:ascii="Consolas" w:hAnsi="Consolas"/>
+                          <w:sz w:val="18"/>
+                          <w:szCs w:val="16"/>
+                          <w:lang w:val="en-US"/>
+                        </w:rPr>
+                        <w:t>df = pd.read_csv("table.csv")</w:t>
+                      </w:r>
+                    </w:p>
+                    <w:p>
+                      <w:pPr>
+                        <w:spacing w:after="0" w:line="240" w:lineRule="auto"/>
+                        <w:rPr>
+                          <w:rFonts w:ascii="Consolas" w:hAnsi="Consolas"/>
+                          <w:sz w:val="18"/>
+                          <w:szCs w:val="16"/>
+                          <w:lang w:val="en-US"/>
+                        </w:rPr>
+                      </w:pPr>
+                    </w:p>
+                    <w:p>
+                      <w:pPr>
+                        <w:spacing w:after="0" w:line="240" w:lineRule="auto"/>
+                        <w:rPr>
+                          <w:rFonts w:ascii="Consolas" w:hAnsi="Consolas"/>
+                          <w:sz w:val="18"/>
+                          <w:szCs w:val="16"/>
+                          <w:lang w:val="en-US"/>
+                        </w:rPr>
+                      </w:pPr>
+                      <w:r>
+                        <w:rPr>
+                          <w:rFonts w:ascii="Consolas" w:hAnsi="Consolas"/>
+                          <w:sz w:val="18"/>
+                          <w:szCs w:val="16"/>
+                          <w:lang w:val="en-US"/>
+                        </w:rPr>
+                        <w:t>report = sv.analyze(df)</w:t>
+                      </w:r>
+                    </w:p>
+                    <w:p>
+                      <w:pPr>
+                        <w:spacing w:after="0" w:line="240" w:lineRule="auto"/>
+                        <w:rPr>
+                          <w:rFonts w:ascii="Consolas" w:hAnsi="Consolas"/>
+                          <w:sz w:val="18"/>
+                          <w:szCs w:val="16"/>
+                          <w:lang w:val="en-US"/>
+                        </w:rPr>
+                      </w:pPr>
+                      <w:r>
+                        <w:rPr>
+                          <w:rFonts w:ascii="Consolas" w:hAnsi="Consolas"/>
+                          <w:sz w:val="18"/>
+                          <w:szCs w:val="16"/>
+                          <w:lang w:val="en-US"/>
+                        </w:rPr>
+                        <w:t>report.show_html("report.html")</w:t>
+                      </w:r>
+                    </w:p>
+                  </w:txbxContent>
+                </v:textbox>
+                <w10:anchorlock/>
+              </v:shape>
+            </w:pict>
+          </mc:Fallback>
+        </mc:AlternateContent>
+      </w:r>
+    </w:p>
+    <w:p>
+      <w:pPr>
+        <w:rPr>
+          <w:rFonts w:ascii="Times New Roman" w:eastAsiaTheme="majorEastAsia" w:hAnsi="Times New Roman" w:cs="Times New Roman"/>
+          <w:sz w:val="28"/>
+          <w:szCs w:val="24"/>
+          <w:lang w:val="en-US"/>
+        </w:rPr>
+      </w:pPr>
+      <w:r>
+        <w:rPr>
+          <w:noProof/>
+        </w:rPr>
+        <w:drawing>
+          <wp:inline distT="0" distB="0" distL="0" distR="0" wp14:anchorId="6FB2EF0A" wp14:editId="40F383F6">
+            <wp:extent cx="5940425" cy="3341370"/>
+            <wp:effectExtent l="0" t="0" r="3175" b="0"/>
+            <wp:docPr id="1763669917" name="Рисунок 1"/>
+            <wp:cNvGraphicFramePr>
+              <a:graphicFrameLocks xmlns:a="http://schemas.openxmlformats.org/drawingml/2006/main" noChangeAspect="1"/>
+            </wp:cNvGraphicFramePr>
+            <a:graphic xmlns:a="http://schemas.openxmlformats.org/drawingml/2006/main">
+              <a:graphicData uri="http://schemas.openxmlformats.org/drawingml/2006/picture">
+                <pic:pic xmlns:pic="http://schemas.openxmlformats.org/drawingml/2006/picture">
+                  <pic:nvPicPr>
+                    <pic:cNvPr id="1763669917" name=""/>
+                    <pic:cNvPicPr/>
+                  </pic:nvPicPr>
+                  <pic:blipFill>
+                    <a:blip r:embed="rId11"/>
+                    <a:stretch>
+                      <a:fillRect/>
+                    </a:stretch>
+                  </pic:blipFill>
+                  <pic:spPr>
+                    <a:xfrm>
+                      <a:off x="0" y="0"/>
+                      <a:ext cx="5940425" cy="3341370"/>
+                    </a:xfrm>
+                    <a:prstGeom prst="rect">
+                      <a:avLst/>
+                    </a:prstGeom>
+                  </pic:spPr>
+                </pic:pic>
+              </a:graphicData>
+            </a:graphic>
+          </wp:inline>
+        </w:drawing>
+      </w:r>
+    </w:p>
+    <w:p>
+      <w:pPr>
+        <w:rPr>
+          <w:rFonts w:ascii="Times New Roman" w:eastAsiaTheme="majorEastAsia" w:hAnsi="Times New Roman" w:cs="Times New Roman"/>
+          <w:sz w:val="28"/>
+          <w:szCs w:val="24"/>
+          <w:lang w:val="en-US"/>
+        </w:rPr>
+      </w:pPr>
+      <w:r>
+        <w:rPr>
+          <w:noProof/>
+        </w:rPr>
+        <w:drawing>
+          <wp:inline distT="0" distB="0" distL="0" distR="0" wp14:anchorId="24D71CD0" wp14:editId="0DEF62F5">
+            <wp:extent cx="5940425" cy="3341370"/>
+            <wp:effectExtent l="0" t="0" r="3175" b="0"/>
+            <wp:docPr id="753347277" name="Рисунок 1"/>
+            <wp:cNvGraphicFramePr>
+              <a:graphicFrameLocks xmlns:a="http://schemas.openxmlformats.org/drawingml/2006/main" noChangeAspect="1"/>
+            </wp:cNvGraphicFramePr>
+            <a:graphic xmlns:a="http://schemas.openxmlformats.org/drawingml/2006/main">
+              <a:graphicData uri="http://schemas.openxmlformats.org/drawingml/2006/picture">
+                <pic:pic xmlns:pic="http://schemas.openxmlformats.org/drawingml/2006/picture">
+                  <pic:nvPicPr>
+                    <pic:cNvPr id="753347277" name=""/>
+                    <pic:cNvPicPr/>
+                  </pic:nvPicPr>
+                  <pic:blipFill>
+                    <a:blip r:embed="rId12"/>
+                    <a:stretch>
+                      <a:fillRect/>
+                    </a:stretch>
+                  </pic:blipFill>
+                  <pic:spPr>
+                    <a:xfrm>
+                      <a:off x="0" y="0"/>
+                      <a:ext cx="5940425" cy="3341370"/>
+                    </a:xfrm>
+                    <a:prstGeom prst="rect">
+                      <a:avLst/>
+                    </a:prstGeom>
+                  </pic:spPr>
+                </pic:pic>
+              </a:graphicData>
+            </a:graphic>
+          </wp:inline>
+        </w:drawing>
+      </w:r>
+    </w:p>
+    <w:p>
+      <w:pPr>
+        <w:rPr>
+          <w:rFonts w:ascii="Times New Roman" w:hAnsi="Times New Roman" w:cs="Times New Roman"/>
+          <w:sz w:val="28"/>
+        </w:rPr>
+      </w:pPr>
+      <w:r>
+        <w:rPr>
+          <w:rFonts w:ascii="Times New Roman" w:hAnsi="Times New Roman" w:cs="Times New Roman"/>
+          <w:sz w:val="28"/>
+        </w:rPr>
+        <w:t xml:space="preserve">Рис </w:t>
+      </w:r>
+      <w:r>
+        <w:rPr>
+          <w:rFonts w:ascii="Times New Roman" w:hAnsi="Times New Roman" w:cs="Times New Roman"/>
+          <w:sz w:val="28"/>
+          <w:highlight w:val="yellow"/>
+        </w:rPr>
+        <w:t>9-10</w:t>
+      </w:r>
+      <w:r>
+        <w:rPr>
+          <w:rFonts w:ascii="Times New Roman" w:hAnsi="Times New Roman" w:cs="Times New Roman"/>
+          <w:sz w:val="28"/>
+        </w:rPr>
+        <w:t xml:space="preserve">. Визуализация работы библиотеки </w:t>
+      </w:r>
+      <w:r>
+        <w:rPr>
+          <w:rFonts w:ascii="Times New Roman" w:hAnsi="Times New Roman" w:cs="Times New Roman"/>
+          <w:sz w:val="28"/>
+          <w:lang w:val="en-US"/>
+        </w:rPr>
+        <w:t>sweetviz</w:t>
+      </w:r>
+      <w:r>
+        <w:rPr>
+          <w:rFonts w:ascii="Times New Roman" w:hAnsi="Times New Roman" w:cs="Times New Roman"/>
+          <w:sz w:val="28"/>
+        </w:rPr>
+        <w:t>.</w:t>
+      </w:r>
+      <w:r>
+        <w:rPr>
+          <w:rFonts w:ascii="Times New Roman" w:eastAsiaTheme="majorEastAsia" w:hAnsi="Times New Roman" w:cs="Times New Roman"/>
+          <w:sz w:val="28"/>
+          <w:szCs w:val="24"/>
+        </w:rPr>
+        <w:br w:type="page"/>
+      </w:r>
+    </w:p>
+    <w:p>
+      <w:pPr>
+        <w:rPr>
+          <w:rFonts w:ascii="Times New Roman" w:eastAsiaTheme="majorEastAsia" w:hAnsi="Times New Roman" w:cs="Times New Roman"/>
+          <w:sz w:val="28"/>
+          <w:szCs w:val="24"/>
+        </w:rPr>
+      </w:pPr>
+    </w:p>
+    <w:p>
+      <w:pPr>
+        <w:rPr>
+          <w:rFonts w:ascii="Times New Roman" w:eastAsiaTheme="majorEastAsia" w:hAnsi="Times New Roman" w:cs="Times New Roman"/>
+          <w:sz w:val="28"/>
+          <w:szCs w:val="24"/>
+        </w:rPr>
+      </w:pPr>
+    </w:p>
+    <w:p>
+      <w:pPr>
+        <w:rPr>
+          <w:rFonts w:ascii="Times New Roman" w:eastAsiaTheme="majorEastAsia" w:hAnsi="Times New Roman" w:cs="Times New Roman"/>
+          <w:sz w:val="28"/>
+          <w:szCs w:val="24"/>
         </w:rPr>
       </w:pPr>
     </w:p>
     <w:sectPr>
-      <w:footerReference w:type="default" r:id="rId11"/>
+      <w:footerReference w:type="default" r:id="rId13"/>
       <w:pgSz w:w="11906" w:h="16838"/>
       <w:pgMar w:top="1134" w:right="850" w:bottom="1134" w:left="1701" w:header="708" w:footer="0" w:gutter="0"/>
       <w:cols w:space="708"/>
@@ -10965,6 +13186,96 @@
     </w:lvl>
   </w:abstractNum>
   <w:abstractNum w:abstractNumId="1" w15:restartNumberingAfterBreak="0">
+    <w:nsid w:val="2634591E"/>
+    <w:multiLevelType w:val="hybridMultilevel"/>
+    <w:tmpl w:val="A82A0678"/>
+    <w:lvl w:ilvl="0" w:tplc="8AAA1960">
+      <w:start w:val="1"/>
+      <w:numFmt w:val="decimal"/>
+      <w:lvlText w:val="%1."/>
+      <w:lvlJc w:val="left"/>
+      <w:pPr>
+        <w:ind w:left="720" w:hanging="360"/>
+      </w:pPr>
+      <w:rPr>
+        <w:b w:val="0"/>
+        <w:bCs w:val="0"/>
+      </w:rPr>
+    </w:lvl>
+    <w:lvl w:ilvl="1" w:tplc="04190019" w:tentative="1">
+      <w:start w:val="1"/>
+      <w:numFmt w:val="lowerLetter"/>
+      <w:lvlText w:val="%2."/>
+      <w:lvlJc w:val="left"/>
+      <w:pPr>
+        <w:ind w:left="1440" w:hanging="360"/>
+      </w:pPr>
+    </w:lvl>
+    <w:lvl w:ilvl="2" w:tplc="0419001B" w:tentative="1">
+      <w:start w:val="1"/>
+      <w:numFmt w:val="lowerRoman"/>
+      <w:lvlText w:val="%3."/>
+      <w:lvlJc w:val="right"/>
+      <w:pPr>
+        <w:ind w:left="2160" w:hanging="180"/>
+      </w:pPr>
+    </w:lvl>
+    <w:lvl w:ilvl="3" w:tplc="0419000F" w:tentative="1">
+      <w:start w:val="1"/>
+      <w:numFmt w:val="decimal"/>
+      <w:lvlText w:val="%4."/>
+      <w:lvlJc w:val="left"/>
+      <w:pPr>
+        <w:ind w:left="2880" w:hanging="360"/>
+      </w:pPr>
+    </w:lvl>
+    <w:lvl w:ilvl="4" w:tplc="04190019" w:tentative="1">
+      <w:start w:val="1"/>
+      <w:numFmt w:val="lowerLetter"/>
+      <w:lvlText w:val="%5."/>
+      <w:lvlJc w:val="left"/>
+      <w:pPr>
+        <w:ind w:left="3600" w:hanging="360"/>
+      </w:pPr>
+    </w:lvl>
+    <w:lvl w:ilvl="5" w:tplc="0419001B" w:tentative="1">
+      <w:start w:val="1"/>
+      <w:numFmt w:val="lowerRoman"/>
+      <w:lvlText w:val="%6."/>
+      <w:lvlJc w:val="right"/>
+      <w:pPr>
+        <w:ind w:left="4320" w:hanging="180"/>
+      </w:pPr>
+    </w:lvl>
+    <w:lvl w:ilvl="6" w:tplc="0419000F" w:tentative="1">
+      <w:start w:val="1"/>
+      <w:numFmt w:val="decimal"/>
+      <w:lvlText w:val="%7."/>
+      <w:lvlJc w:val="left"/>
+      <w:pPr>
+        <w:ind w:left="5040" w:hanging="360"/>
+      </w:pPr>
+    </w:lvl>
+    <w:lvl w:ilvl="7" w:tplc="04190019" w:tentative="1">
+      <w:start w:val="1"/>
+      <w:numFmt w:val="lowerLetter"/>
+      <w:lvlText w:val="%8."/>
+      <w:lvlJc w:val="left"/>
+      <w:pPr>
+        <w:ind w:left="5760" w:hanging="360"/>
+      </w:pPr>
+    </w:lvl>
+    <w:lvl w:ilvl="8" w:tplc="0419001B" w:tentative="1">
+      <w:start w:val="1"/>
+      <w:numFmt w:val="lowerRoman"/>
+      <w:lvlText w:val="%9."/>
+      <w:lvlJc w:val="right"/>
+      <w:pPr>
+        <w:ind w:left="6480" w:hanging="180"/>
+      </w:pPr>
+    </w:lvl>
+  </w:abstractNum>
+  <w:abstractNum w:abstractNumId="2" w15:restartNumberingAfterBreak="0">
     <w:nsid w:val="38350B5E"/>
     <w:multiLevelType w:val="multilevel"/>
     <w:tmpl w:val="692E6344"/>
@@ -11113,7 +13424,96 @@
       </w:rPr>
     </w:lvl>
   </w:abstractNum>
-  <w:abstractNum w:abstractNumId="2" w15:restartNumberingAfterBreak="0">
+  <w:abstractNum w:abstractNumId="3" w15:restartNumberingAfterBreak="0">
+    <w:nsid w:val="4A1B3AAF"/>
+    <w:multiLevelType w:val="hybridMultilevel"/>
+    <w:tmpl w:val="7C4A9492"/>
+    <w:lvl w:ilvl="0" w:tplc="0F1A9790">
+      <w:start w:val="1"/>
+      <w:numFmt w:val="decimal"/>
+      <w:lvlText w:val="%1."/>
+      <w:lvlJc w:val="left"/>
+      <w:pPr>
+        <w:ind w:left="720" w:hanging="360"/>
+      </w:pPr>
+      <w:rPr>
+        <w:b w:val="0"/>
+      </w:rPr>
+    </w:lvl>
+    <w:lvl w:ilvl="1" w:tplc="04190019" w:tentative="1">
+      <w:start w:val="1"/>
+      <w:numFmt w:val="lowerLetter"/>
+      <w:lvlText w:val="%2."/>
+      <w:lvlJc w:val="left"/>
+      <w:pPr>
+        <w:ind w:left="1440" w:hanging="360"/>
+      </w:pPr>
+    </w:lvl>
+    <w:lvl w:ilvl="2" w:tplc="0419001B" w:tentative="1">
+      <w:start w:val="1"/>
+      <w:numFmt w:val="lowerRoman"/>
+      <w:lvlText w:val="%3."/>
+      <w:lvlJc w:val="right"/>
+      <w:pPr>
+        <w:ind w:left="2160" w:hanging="180"/>
+      </w:pPr>
+    </w:lvl>
+    <w:lvl w:ilvl="3" w:tplc="0419000F" w:tentative="1">
+      <w:start w:val="1"/>
+      <w:numFmt w:val="decimal"/>
+      <w:lvlText w:val="%4."/>
+      <w:lvlJc w:val="left"/>
+      <w:pPr>
+        <w:ind w:left="2880" w:hanging="360"/>
+      </w:pPr>
+    </w:lvl>
+    <w:lvl w:ilvl="4" w:tplc="04190019" w:tentative="1">
+      <w:start w:val="1"/>
+      <w:numFmt w:val="lowerLetter"/>
+      <w:lvlText w:val="%5."/>
+      <w:lvlJc w:val="left"/>
+      <w:pPr>
+        <w:ind w:left="3600" w:hanging="360"/>
+      </w:pPr>
+    </w:lvl>
+    <w:lvl w:ilvl="5" w:tplc="0419001B" w:tentative="1">
+      <w:start w:val="1"/>
+      <w:numFmt w:val="lowerRoman"/>
+      <w:lvlText w:val="%6."/>
+      <w:lvlJc w:val="right"/>
+      <w:pPr>
+        <w:ind w:left="4320" w:hanging="180"/>
+      </w:pPr>
+    </w:lvl>
+    <w:lvl w:ilvl="6" w:tplc="0419000F" w:tentative="1">
+      <w:start w:val="1"/>
+      <w:numFmt w:val="decimal"/>
+      <w:lvlText w:val="%7."/>
+      <w:lvlJc w:val="left"/>
+      <w:pPr>
+        <w:ind w:left="5040" w:hanging="360"/>
+      </w:pPr>
+    </w:lvl>
+    <w:lvl w:ilvl="7" w:tplc="04190019" w:tentative="1">
+      <w:start w:val="1"/>
+      <w:numFmt w:val="lowerLetter"/>
+      <w:lvlText w:val="%8."/>
+      <w:lvlJc w:val="left"/>
+      <w:pPr>
+        <w:ind w:left="5760" w:hanging="360"/>
+      </w:pPr>
+    </w:lvl>
+    <w:lvl w:ilvl="8" w:tplc="0419001B" w:tentative="1">
+      <w:start w:val="1"/>
+      <w:numFmt w:val="lowerRoman"/>
+      <w:lvlText w:val="%9."/>
+      <w:lvlJc w:val="right"/>
+      <w:pPr>
+        <w:ind w:left="6480" w:hanging="180"/>
+      </w:pPr>
+    </w:lvl>
+  </w:abstractNum>
+  <w:abstractNum w:abstractNumId="4" w15:restartNumberingAfterBreak="0">
     <w:nsid w:val="65BB0FEF"/>
     <w:multiLevelType w:val="multilevel"/>
     <w:tmpl w:val="0788670A"/>
@@ -11263,13 +13663,19 @@
     </w:lvl>
   </w:abstractNum>
   <w:num w:numId="1" w16cid:durableId="1058167188">
-    <w:abstractNumId w:val="1"/>
+    <w:abstractNumId w:val="2"/>
   </w:num>
   <w:num w:numId="2" w16cid:durableId="851455167">
-    <w:abstractNumId w:val="2"/>
+    <w:abstractNumId w:val="4"/>
   </w:num>
   <w:num w:numId="3" w16cid:durableId="2129275110">
     <w:abstractNumId w:val="0"/>
+  </w:num>
+  <w:num w:numId="4" w16cid:durableId="564099067">
+    <w:abstractNumId w:val="1"/>
+  </w:num>
+  <w:num w:numId="5" w16cid:durableId="661087646">
+    <w:abstractNumId w:val="3"/>
   </w:num>
 </w:numbering>
 </file>
@@ -11685,17 +14091,18 @@
     <w:link w:val="10"/>
     <w:uiPriority w:val="9"/>
     <w:qFormat/>
-    <w:rsid w:val="00683E71"/>
+    <w:rsid w:val="005B4C35"/>
     <w:pPr>
       <w:keepNext/>
       <w:keepLines/>
       <w:spacing w:before="360" w:after="80"/>
+      <w:jc w:val="center"/>
       <w:outlineLvl w:val="0"/>
     </w:pPr>
     <w:rPr>
       <w:rFonts w:ascii="Times New Roman" w:eastAsiaTheme="majorEastAsia" w:hAnsi="Times New Roman" w:cstheme="majorBidi"/>
       <w:b/>
-      <w:sz w:val="36"/>
+      <w:sz w:val="32"/>
       <w:szCs w:val="36"/>
     </w:rPr>
   </w:style>
@@ -11707,18 +14114,19 @@
     <w:uiPriority w:val="9"/>
     <w:unhideWhenUsed/>
     <w:qFormat/>
-    <w:rsid w:val="00683E71"/>
+    <w:rsid w:val="005B4C35"/>
     <w:pPr>
       <w:keepNext/>
       <w:keepLines/>
       <w:spacing w:before="160" w:after="80"/>
+      <w:jc w:val="center"/>
       <w:outlineLvl w:val="1"/>
     </w:pPr>
     <w:rPr>
       <w:rFonts w:ascii="Times New Roman" w:eastAsiaTheme="majorEastAsia" w:hAnsi="Times New Roman" w:cstheme="majorBidi"/>
+      <w:b/>
       <w:sz w:val="32"/>
       <w:szCs w:val="29"/>
-      <w:u w:val="single"/>
     </w:rPr>
   </w:style>
   <w:style w:type="paragraph" w:styleId="3">
@@ -11879,7 +14287,6 @@
   <w:style w:type="character" w:default="1" w:styleId="a0">
     <w:name w:val="Default Paragraph Font"/>
     <w:uiPriority w:val="1"/>
-    <w:semiHidden/>
     <w:unhideWhenUsed/>
   </w:style>
   <w:style w:type="table" w:default="1" w:styleId="a1">
@@ -11908,11 +14315,11 @@
     <w:basedOn w:val="a0"/>
     <w:link w:val="1"/>
     <w:uiPriority w:val="9"/>
-    <w:rsid w:val="00683E71"/>
+    <w:rsid w:val="005B4C35"/>
     <w:rPr>
       <w:rFonts w:ascii="Times New Roman" w:eastAsiaTheme="majorEastAsia" w:hAnsi="Times New Roman" w:cstheme="majorBidi"/>
       <w:b/>
-      <w:sz w:val="36"/>
+      <w:sz w:val="32"/>
       <w:szCs w:val="36"/>
     </w:rPr>
   </w:style>
@@ -11921,12 +14328,12 @@
     <w:basedOn w:val="a0"/>
     <w:link w:val="2"/>
     <w:uiPriority w:val="9"/>
-    <w:rsid w:val="00683E71"/>
+    <w:rsid w:val="005B4C35"/>
     <w:rPr>
       <w:rFonts w:ascii="Times New Roman" w:eastAsiaTheme="majorEastAsia" w:hAnsi="Times New Roman" w:cstheme="majorBidi"/>
+      <w:b/>
       <w:sz w:val="32"/>
       <w:szCs w:val="29"/>
-      <w:u w:val="single"/>
     </w:rPr>
   </w:style>
   <w:style w:type="character" w:customStyle="1" w:styleId="30">
@@ -12292,6 +14699,7 @@
     <w:rsid w:val="003F5D0E"/>
     <w:rPr>
       <w:rFonts w:ascii="Times New Roman" w:eastAsiaTheme="majorEastAsia" w:hAnsi="Times New Roman" w:cstheme="majorBidi"/>
+      <w:b/>
       <w:sz w:val="32"/>
       <w:szCs w:val="29"/>
       <w:u w:val="single"/>
@@ -12311,7 +14719,6 @@
     </w:pPr>
     <w:rPr>
       <w:kern w:val="0"/>
-      <w:sz w:val="32"/>
       <w:szCs w:val="32"/>
       <w:lang w:eastAsia="ru-RU" w:bidi="ar-SA"/>
       <w14:ligatures w14:val="none"/>
